--- a/D&D/Documentation.docx
+++ b/D&D/Documentation.docx
@@ -1,6 +1,6 @@
 
 <file path=word/document.xml><?xml version="1.0" encoding="utf-8"?>
-<w:document xmlns:wpc="http://schemas.microsoft.com/office/word/2010/wordprocessingCanvas" xmlns:cx="http://schemas.microsoft.com/office/drawing/2014/chartex" xmlns:cx1="http://schemas.microsoft.com/office/drawing/2015/9/8/chartex" xmlns:cx2="http://schemas.microsoft.com/office/drawing/2015/10/21/chartex" xmlns:cx3="http://schemas.microsoft.com/office/drawing/2016/5/9/chartex" xmlns:cx4="http://schemas.microsoft.com/office/drawing/2016/5/10/chartex" xmlns:cx5="http://schemas.microsoft.com/office/drawing/2016/5/11/chartex" xmlns:cx6="http://schemas.microsoft.com/office/drawing/2016/5/12/chartex" xmlns:cx7="http://schemas.microsoft.com/office/drawing/2016/5/13/chartex" xmlns:cx8="http://schemas.microsoft.com/office/drawing/2016/5/14/chartex" xmlns:mc="http://schemas.openxmlformats.org/markup-compatibility/2006" xmlns:aink="http://schemas.microsoft.com/office/drawing/2016/ink" xmlns:am3d="http://schemas.microsoft.com/office/drawing/2017/model3d" xmlns:o="urn:schemas-microsoft-com:office:office" xmlns:oel="http://schemas.microsoft.com/office/2019/extlst" xmlns:r="http://schemas.openxmlformats.org/officeDocument/2006/relationships" xmlns:m="http://schemas.openxmlformats.org/officeDocument/2006/math" xmlns:v="urn:schemas-microsoft-com:vml" xmlns:wp14="http://schemas.microsoft.com/office/word/2010/wordprocessingDrawing" xmlns:wp="http://schemas.openxmlformats.org/drawingml/2006/wordprocessingDrawing" xmlns:w10="urn:schemas-microsoft-com:office:word" xmlns:w="http://schemas.openxmlformats.org/wordprocessingml/2006/main" xmlns:w14="http://schemas.microsoft.com/office/word/2010/wordml" xmlns:w15="http://schemas.microsoft.com/office/word/2012/wordml" xmlns:w16cex="http://schemas.microsoft.com/office/word/2018/wordml/cex" xmlns:w16cid="http://schemas.microsoft.com/office/word/2016/wordml/cid" xmlns:w16="http://schemas.microsoft.com/office/word/2018/wordml" xmlns:w16du="http://schemas.microsoft.com/office/word/2023/wordml/word16du" xmlns:w16sdtdh="http://schemas.microsoft.com/office/word/2020/wordml/sdtdatahash" xmlns:w16sdtfl="http://schemas.microsoft.com/office/word/2024/wordml/sdtformatlock" xmlns:w16se="http://schemas.microsoft.com/office/word/2015/wordml/symex" xmlns:wpg="http://schemas.microsoft.com/office/word/2010/wordprocessingGroup" xmlns:wpi="http://schemas.microsoft.com/office/word/2010/wordprocessingInk" xmlns:wne="http://schemas.microsoft.com/office/word/2006/wordml" xmlns:wps="http://schemas.microsoft.com/office/word/2010/wordprocessingShape" mc:Ignorable="w14 w15 w16se w16cid w16 w16cex w16sdtdh w16sdtfl w16du wp14">
+<w:document xmlns:wpc="http://schemas.microsoft.com/office/word/2010/wordprocessingCanvas" xmlns:cx="http://schemas.microsoft.com/office/drawing/2014/chartex" xmlns:cx1="http://schemas.microsoft.com/office/drawing/2015/9/8/chartex" xmlns:cx2="http://schemas.microsoft.com/office/drawing/2015/10/21/chartex" xmlns:cx3="http://schemas.microsoft.com/office/drawing/2016/5/9/chartex" xmlns:cx4="http://schemas.microsoft.com/office/drawing/2016/5/10/chartex" xmlns:cx5="http://schemas.microsoft.com/office/drawing/2016/5/11/chartex" xmlns:cx6="http://schemas.microsoft.com/office/drawing/2016/5/12/chartex" xmlns:cx7="http://schemas.microsoft.com/office/drawing/2016/5/13/chartex" xmlns:cx8="http://schemas.microsoft.com/office/drawing/2016/5/14/chartex" xmlns:mc="http://schemas.openxmlformats.org/markup-compatibility/2006" xmlns:aink="http://schemas.microsoft.com/office/drawing/2016/ink" xmlns:am3d="http://schemas.microsoft.com/office/drawing/2017/model3d" xmlns:o="urn:schemas-microsoft-com:office:office" xmlns:oel="http://schemas.microsoft.com/office/2019/extlst" xmlns:r="http://schemas.openxmlformats.org/officeDocument/2006/relationships" xmlns:m="http://schemas.openxmlformats.org/officeDocument/2006/math" xmlns:v="urn:schemas-microsoft-com:vml" xmlns:wp14="http://schemas.microsoft.com/office/word/2010/wordprocessingDrawing" xmlns:wp="http://schemas.openxmlformats.org/drawingml/2006/wordprocessingDrawing" xmlns:w10="urn:schemas-microsoft-com:office:word" xmlns:w="http://schemas.openxmlformats.org/wordprocessingml/2006/main" xmlns:w14="http://schemas.microsoft.com/office/word/2010/wordml" xmlns:w15="http://schemas.microsoft.com/office/word/2012/wordml" xmlns:w16cex="http://schemas.microsoft.com/office/word/2018/wordml/cex" xmlns:w16cid="http://schemas.microsoft.com/office/word/2016/wordml/cid" xmlns:w16="http://schemas.microsoft.com/office/word/2018/wordml" xmlns:w16du="http://schemas.microsoft.com/office/word/2023/wordml/word16du" xmlns:w16sdtdh="http://schemas.microsoft.com/office/word/2020/wordml/sdtdatahash" xmlns:w16se="http://schemas.microsoft.com/office/word/2015/wordml/symex" xmlns:wpg="http://schemas.microsoft.com/office/word/2010/wordprocessingGroup" xmlns:wpi="http://schemas.microsoft.com/office/word/2010/wordprocessingInk" xmlns:wne="http://schemas.microsoft.com/office/word/2006/wordml" xmlns:wps="http://schemas.microsoft.com/office/word/2010/wordprocessingShape" mc:Ignorable="w14 w15 w16se w16cid w16 w16cex w16sdtdh w16du wp14">
   <w:body>
     <w:p>
       <w:pPr>
@@ -89,15 +89,7 @@
           <w:sz w:val="46"/>
           <w:szCs w:val="46"/>
         </w:rPr>
-        <w:t xml:space="preserve">An Intelligent Cubic Player using the Minimax Algorithm, Alpha-Beta Pruning, and Heuristic Functions. </w:t>
-      </w:r>
-      <w:r>
-        <w:rPr>
-          <w:rFonts w:asciiTheme="majorBidi" w:hAnsiTheme="majorBidi" w:cstheme="majorBidi"/>
-          <w:sz w:val="46"/>
-          <w:szCs w:val="46"/>
-        </w:rPr>
-        <w:t xml:space="preserve"> </w:t>
+        <w:t xml:space="preserve">An Intelligent Cubic Player using the Minimax Algorithm, Alpha-Beta Pruning, and Heuristic Functions.  </w:t>
       </w:r>
     </w:p>
     <w:p>
@@ -481,23 +473,7 @@
           <w:sz w:val="30"/>
           <w:szCs w:val="30"/>
         </w:rPr>
-        <w:t xml:space="preserve"> project is about developing an intelligent </w:t>
-      </w:r>
-      <w:proofErr w:type="gramStart"/>
-      <w:r>
-        <w:rPr>
-          <w:sz w:val="30"/>
-          <w:szCs w:val="30"/>
-        </w:rPr>
-        <w:t>computational</w:t>
-      </w:r>
-      <w:proofErr w:type="gramEnd"/>
-      <w:r>
-        <w:rPr>
-          <w:sz w:val="30"/>
-          <w:szCs w:val="30"/>
-        </w:rPr>
-        <w:t xml:space="preserve"> agent that could play Cubic, which is a three-dimensional version of Tic-Tac-Toe on a 4</w:t>
+        <w:t xml:space="preserve"> project is about developing an intelligent computational agent that could play Cubic, which is a three-dimensional version of Tic-Tac-Toe on a 4</w:t>
       </w:r>
       <w:r>
         <w:rPr>
@@ -552,39 +528,7 @@
           <w:sz w:val="30"/>
           <w:szCs w:val="30"/>
         </w:rPr>
-        <w:t xml:space="preserve">The main purpose is to construct an AI player that strategically selects correct moves by combining three core AI elements. Firstly, the Minimax algorithm is to be employed as the main decision-making structure, allowing the agent to look ahead in the game and pick those moves that increase its advantage and decrease the opponent’s chances. Secondly, Alpha-Beta Pruning will be utilized to lessen the searching cost considerably as the elimination of unnecessary branches that have no influence on the final decision will be done thus fewer nodes will be explored—a very important factor given the branching factor and the depth of the game tree in three dimensions. Thirdly, heuristic evaluation functions specifically for Cubic will be created </w:t>
-      </w:r>
-      <w:proofErr w:type="gramStart"/>
-      <w:r>
-        <w:rPr>
-          <w:sz w:val="30"/>
-          <w:szCs w:val="30"/>
-        </w:rPr>
-        <w:t>in order to</w:t>
-      </w:r>
-      <w:proofErr w:type="gramEnd"/>
-      <w:r>
-        <w:rPr>
-          <w:sz w:val="30"/>
-          <w:szCs w:val="30"/>
-        </w:rPr>
-        <w:t xml:space="preserve"> provide an estimate of the board when a complete search is not possible </w:t>
-      </w:r>
-      <w:proofErr w:type="gramStart"/>
-      <w:r>
-        <w:rPr>
-          <w:sz w:val="30"/>
-          <w:szCs w:val="30"/>
-        </w:rPr>
-        <w:t>thus</w:t>
-      </w:r>
-      <w:proofErr w:type="gramEnd"/>
-      <w:r>
-        <w:rPr>
-          <w:sz w:val="30"/>
-          <w:szCs w:val="30"/>
-        </w:rPr>
-        <w:t xml:space="preserve"> they will be able to recognize extensively threatened lines and potential winning configurations.</w:t>
+        <w:t>The main purpose is to construct an AI player that strategically selects correct moves by combining three core AI elements. Firstly, the Minimax algorithm is to be employed as the main decision-making structure, allowing the agent to look ahead in the game and pick those moves that increase its advantage and decrease the opponent’s chances. Secondly, Alpha-Beta Pruning will be utilized to lessen the searching cost considerably as the elimination of unnecessary branches that have no influence on the final decision will be done thus fewer nodes will be explored—a very important factor given the branching factor and the depth of the game tree in three dimensions. Thirdly, heuristic evaluation functions specifically for Cubic will be created in order to provide an estimate of the board when a complete search is not possible thus they will be able to recognize extensively threatened lines and potential winning configurations.</w:t>
       </w:r>
     </w:p>
     <w:p>
@@ -633,10 +577,33 @@
     </w:p>
     <w:p>
       <w:pPr>
-        <w:spacing w:line="276" w:lineRule="auto"/>
+        <w:spacing w:before="240" w:line="276" w:lineRule="auto"/>
+        <w:jc w:val="right"/>
         <w:rPr>
           <w:sz w:val="30"/>
           <w:szCs w:val="30"/>
+        </w:rPr>
+      </w:pPr>
+    </w:p>
+    <w:p>
+      <w:pPr>
+        <w:spacing w:line="276" w:lineRule="auto"/>
+        <w:ind w:left="360"/>
+        <w:rPr>
+          <w:rFonts w:cs="PT Bold Heading"/>
+          <w:sz w:val="36"/>
+          <w:szCs w:val="36"/>
+        </w:rPr>
+      </w:pPr>
+    </w:p>
+    <w:p>
+      <w:pPr>
+        <w:pStyle w:val="ListParagraph"/>
+        <w:spacing w:line="276" w:lineRule="auto"/>
+        <w:rPr>
+          <w:rFonts w:cs="PT Bold Heading"/>
+          <w:sz w:val="36"/>
+          <w:szCs w:val="36"/>
         </w:rPr>
       </w:pPr>
     </w:p>
@@ -660,7 +627,629 @@
           <w:sz w:val="36"/>
           <w:szCs w:val="36"/>
         </w:rPr>
+        <w:t>Representation of States, Actions, and State Space</w:t>
+      </w:r>
+    </w:p>
+    <w:p>
+      <w:pPr>
+        <w:spacing w:line="276" w:lineRule="auto"/>
+        <w:rPr>
+          <w:rFonts w:cs="PT Bold Heading"/>
+          <w:b/>
+          <w:bCs/>
+          <w:sz w:val="36"/>
+          <w:szCs w:val="36"/>
+        </w:rPr>
+      </w:pPr>
+      <w:r>
+        <w:rPr>
+          <w:rFonts w:cs="PT Bold Heading"/>
+          <w:b/>
+          <w:bCs/>
+          <w:sz w:val="36"/>
+          <w:szCs w:val="36"/>
+        </w:rPr>
+        <w:t>1. State Representation</w:t>
+      </w:r>
+    </w:p>
+    <w:p>
+      <w:pPr>
+        <w:spacing w:line="276" w:lineRule="auto"/>
+        <w:rPr>
+          <w:rFonts w:cs="PT Bold Heading"/>
+          <w:sz w:val="36"/>
+          <w:szCs w:val="36"/>
+        </w:rPr>
+      </w:pPr>
+      <w:r>
+        <w:rPr>
+          <w:rFonts w:cs="PT Bold Heading"/>
+          <w:sz w:val="36"/>
+          <w:szCs w:val="36"/>
+        </w:rPr>
+        <w:t>A state represents the complete game board configuration at any moment.</w:t>
+      </w:r>
+    </w:p>
+    <w:p>
+      <w:pPr>
+        <w:spacing w:line="276" w:lineRule="auto"/>
+        <w:rPr>
+          <w:rFonts w:cs="PT Bold Heading"/>
+          <w:sz w:val="36"/>
+          <w:szCs w:val="36"/>
+        </w:rPr>
+      </w:pPr>
+      <w:r>
+        <w:rPr>
+          <w:rFonts w:cs="PT Bold Heading"/>
+          <w:b/>
+          <w:bCs/>
+          <w:sz w:val="36"/>
+          <w:szCs w:val="36"/>
+        </w:rPr>
+        <w:t>Structure:</w:t>
+      </w:r>
+    </w:p>
+    <w:p>
+      <w:pPr>
+        <w:numPr>
+          <w:ilvl w:val="0"/>
+          <w:numId w:val="34"/>
+        </w:numPr>
+        <w:spacing w:line="276" w:lineRule="auto"/>
+        <w:rPr>
+          <w:rFonts w:cs="PT Bold Heading"/>
+          <w:sz w:val="36"/>
+          <w:szCs w:val="36"/>
+        </w:rPr>
+      </w:pPr>
+      <w:r>
+        <w:rPr>
+          <w:rFonts w:cs="PT Bold Heading"/>
+          <w:sz w:val="36"/>
+          <w:szCs w:val="36"/>
+        </w:rPr>
+        <w:t>3D array with dimensions 4×4×4 (64 total cells)</w:t>
+      </w:r>
+    </w:p>
+    <w:p>
+      <w:pPr>
+        <w:numPr>
+          <w:ilvl w:val="0"/>
+          <w:numId w:val="34"/>
+        </w:numPr>
+        <w:spacing w:line="276" w:lineRule="auto"/>
+        <w:rPr>
+          <w:rFonts w:cs="PT Bold Heading"/>
+          <w:sz w:val="36"/>
+          <w:szCs w:val="36"/>
+        </w:rPr>
+      </w:pPr>
+      <w:r>
+        <w:rPr>
+          <w:rFonts w:cs="PT Bold Heading"/>
+          <w:sz w:val="36"/>
+          <w:szCs w:val="36"/>
+        </w:rPr>
+        <w:t>Each cell indexed by coordinates (x, y, z)</w:t>
+      </w:r>
+    </w:p>
+    <w:p>
+      <w:pPr>
+        <w:numPr>
+          <w:ilvl w:val="0"/>
+          <w:numId w:val="34"/>
+        </w:numPr>
+        <w:spacing w:line="276" w:lineRule="auto"/>
+        <w:rPr>
+          <w:rFonts w:cs="PT Bold Heading"/>
+          <w:sz w:val="36"/>
+          <w:szCs w:val="36"/>
+        </w:rPr>
+      </w:pPr>
+      <w:r>
+        <w:rPr>
+          <w:rFonts w:cs="PT Bold Heading"/>
+          <w:sz w:val="36"/>
+          <w:szCs w:val="36"/>
+        </w:rPr>
+        <w:t>Cell values: 0 (empty), 1 (human X), 2 (AI O)</w:t>
+      </w:r>
+    </w:p>
+    <w:p>
+      <w:pPr>
+        <w:spacing w:line="276" w:lineRule="auto"/>
+        <w:rPr>
+          <w:rFonts w:cs="PT Bold Heading"/>
+          <w:sz w:val="36"/>
+          <w:szCs w:val="36"/>
+        </w:rPr>
+      </w:pPr>
+      <w:r>
+        <w:rPr>
+          <w:rFonts w:cs="PT Bold Heading"/>
+          <w:sz w:val="36"/>
+          <w:szCs w:val="36"/>
+        </w:rPr>
+        <w:t>Each state tracks the current player's turn, total moves made, and game status (ongoing/won/draw).</w:t>
+      </w:r>
+    </w:p>
+    <w:p>
+      <w:pPr>
+        <w:spacing w:line="276" w:lineRule="auto"/>
+        <w:rPr>
+          <w:rFonts w:cs="PT Bold Heading"/>
+          <w:b/>
+          <w:bCs/>
+          <w:sz w:val="36"/>
+          <w:szCs w:val="36"/>
+        </w:rPr>
+      </w:pPr>
+    </w:p>
+    <w:p>
+      <w:pPr>
+        <w:spacing w:line="276" w:lineRule="auto"/>
+        <w:rPr>
+          <w:rFonts w:cs="PT Bold Heading"/>
+          <w:b/>
+          <w:bCs/>
+          <w:sz w:val="36"/>
+          <w:szCs w:val="36"/>
+        </w:rPr>
+      </w:pPr>
+      <w:r>
+        <w:rPr>
+          <w:rFonts w:cs="PT Bold Heading"/>
+          <w:b/>
+          <w:bCs/>
+          <w:sz w:val="36"/>
+          <w:szCs w:val="36"/>
+        </w:rPr>
+        <w:t>2. Action Representation</w:t>
+      </w:r>
+    </w:p>
+    <w:p>
+      <w:pPr>
+        <w:pStyle w:val="ListParagraph"/>
+        <w:spacing w:line="276" w:lineRule="auto"/>
+        <w:ind w:left="540"/>
+        <w:rPr>
+          <w:rFonts w:cs="PT Bold Heading"/>
+          <w:sz w:val="36"/>
+          <w:szCs w:val="36"/>
+        </w:rPr>
+      </w:pPr>
+      <w:r>
+        <w:rPr>
+          <w:rFonts w:cs="PT Bold Heading"/>
+          <w:sz w:val="36"/>
+          <w:szCs w:val="36"/>
+        </w:rPr>
+        <w:t>An action is a player's move to place their mark in an empty cell.</w:t>
+      </w:r>
+    </w:p>
+    <w:p>
+      <w:pPr>
+        <w:pStyle w:val="ListParagraph"/>
+        <w:spacing w:line="276" w:lineRule="auto"/>
+        <w:ind w:left="540"/>
+        <w:rPr>
+          <w:rFonts w:cs="PT Bold Heading"/>
+          <w:sz w:val="36"/>
+          <w:szCs w:val="36"/>
+        </w:rPr>
+      </w:pPr>
+      <w:r>
+        <w:rPr>
+          <w:rFonts w:cs="PT Bold Heading"/>
+          <w:sz w:val="36"/>
+          <w:szCs w:val="36"/>
+        </w:rPr>
+        <w:t>Format:</w:t>
+      </w:r>
+    </w:p>
+    <w:p>
+      <w:pPr>
+        <w:pStyle w:val="ListParagraph"/>
+        <w:spacing w:line="276" w:lineRule="auto"/>
+        <w:ind w:left="540"/>
+        <w:rPr>
+          <w:rFonts w:cs="PT Bold Heading"/>
+          <w:sz w:val="36"/>
+          <w:szCs w:val="36"/>
+        </w:rPr>
+      </w:pPr>
+    </w:p>
+    <w:p>
+      <w:pPr>
+        <w:pStyle w:val="ListParagraph"/>
+        <w:spacing w:line="276" w:lineRule="auto"/>
+        <w:ind w:left="540"/>
+        <w:rPr>
+          <w:rFonts w:cs="PT Bold Heading"/>
+          <w:sz w:val="36"/>
+          <w:szCs w:val="36"/>
+        </w:rPr>
+      </w:pPr>
+      <w:r>
+        <w:rPr>
+          <w:rFonts w:cs="PT Bold Heading"/>
+          <w:sz w:val="36"/>
+          <w:szCs w:val="36"/>
+        </w:rPr>
+        <w:t>Represented as tuple (x, y, z)</w:t>
+      </w:r>
+    </w:p>
+    <w:p>
+      <w:pPr>
+        <w:pStyle w:val="ListParagraph"/>
+        <w:spacing w:line="276" w:lineRule="auto"/>
+        <w:ind w:left="540"/>
+        <w:rPr>
+          <w:rFonts w:cs="PT Bold Heading"/>
+          <w:sz w:val="36"/>
+          <w:szCs w:val="36"/>
+        </w:rPr>
+      </w:pPr>
+      <w:r>
+        <w:rPr>
+          <w:rFonts w:cs="PT Bold Heading"/>
+          <w:sz w:val="36"/>
+          <w:szCs w:val="36"/>
+        </w:rPr>
+        <w:t>Only valid on empty cells (value = 0)</w:t>
+      </w:r>
+    </w:p>
+    <w:p>
+      <w:pPr>
+        <w:pStyle w:val="ListParagraph"/>
+        <w:spacing w:line="276" w:lineRule="auto"/>
+        <w:ind w:left="540"/>
+        <w:rPr>
+          <w:rFonts w:cs="PT Bold Heading"/>
+          <w:sz w:val="36"/>
+          <w:szCs w:val="36"/>
+        </w:rPr>
+      </w:pPr>
+      <w:r>
+        <w:rPr>
+          <w:rFonts w:cs="PT Bold Heading"/>
+          <w:sz w:val="36"/>
+          <w:szCs w:val="36"/>
+        </w:rPr>
+        <w:t xml:space="preserve">Valid actions obtained via </w:t>
+      </w:r>
+      <w:proofErr w:type="spellStart"/>
+      <w:r>
+        <w:rPr>
+          <w:rFonts w:cs="PT Bold Heading"/>
+          <w:sz w:val="36"/>
+          <w:szCs w:val="36"/>
+        </w:rPr>
+        <w:t>get_available_moves</w:t>
+      </w:r>
+      <w:proofErr w:type="spellEnd"/>
+      <w:r>
+        <w:rPr>
+          <w:rFonts w:cs="PT Bold Heading"/>
+          <w:sz w:val="36"/>
+          <w:szCs w:val="36"/>
+        </w:rPr>
+        <w:t>()</w:t>
+      </w:r>
+    </w:p>
+    <w:p>
+      <w:pPr>
+        <w:pStyle w:val="ListParagraph"/>
+        <w:spacing w:line="276" w:lineRule="auto"/>
+        <w:ind w:left="540"/>
+        <w:rPr>
+          <w:rFonts w:cs="PT Bold Heading"/>
+          <w:sz w:val="36"/>
+          <w:szCs w:val="36"/>
+        </w:rPr>
+      </w:pPr>
+    </w:p>
+    <w:p>
+      <w:pPr>
+        <w:pStyle w:val="ListParagraph"/>
+        <w:spacing w:line="276" w:lineRule="auto"/>
+        <w:ind w:left="540"/>
+        <w:rPr>
+          <w:rFonts w:cs="PT Bold Heading"/>
+          <w:sz w:val="36"/>
+          <w:szCs w:val="36"/>
+        </w:rPr>
+      </w:pPr>
+      <w:r>
+        <w:rPr>
+          <w:rFonts w:cs="PT Bold Heading"/>
+          <w:sz w:val="36"/>
+          <w:szCs w:val="36"/>
+        </w:rPr>
+        <w:t>Execution:</w:t>
+      </w:r>
+    </w:p>
+    <w:p>
+      <w:pPr>
+        <w:pStyle w:val="ListParagraph"/>
+        <w:spacing w:line="276" w:lineRule="auto"/>
+        <w:ind w:left="540"/>
+        <w:rPr>
+          <w:rFonts w:cs="PT Bold Heading"/>
+          <w:sz w:val="36"/>
+          <w:szCs w:val="36"/>
+        </w:rPr>
+      </w:pPr>
+      <w:r>
+        <w:rPr>
+          <w:rFonts w:cs="PT Bold Heading"/>
+          <w:sz w:val="36"/>
+          <w:szCs w:val="36"/>
+        </w:rPr>
+        <w:t>Actions update the board and can be undone during search algorithms.</w:t>
+      </w:r>
+    </w:p>
+    <w:p>
+      <w:pPr>
+        <w:spacing w:line="276" w:lineRule="auto"/>
+        <w:rPr>
+          <w:rFonts w:cs="PT Bold Heading"/>
+          <w:b/>
+          <w:bCs/>
+          <w:sz w:val="36"/>
+          <w:szCs w:val="36"/>
+        </w:rPr>
+      </w:pPr>
+      <w:r>
+        <w:rPr>
+          <w:rFonts w:cs="PT Bold Heading"/>
+          <w:b/>
+          <w:bCs/>
+          <w:sz w:val="36"/>
+          <w:szCs w:val="36"/>
+        </w:rPr>
         <w:lastRenderedPageBreak/>
+        <w:t>3. State Space</w:t>
+      </w:r>
+    </w:p>
+    <w:p>
+      <w:pPr>
+        <w:pStyle w:val="ListParagraph"/>
+        <w:spacing w:line="276" w:lineRule="auto"/>
+        <w:ind w:left="540"/>
+        <w:rPr>
+          <w:rFonts w:cs="PT Bold Heading"/>
+          <w:sz w:val="36"/>
+          <w:szCs w:val="36"/>
+        </w:rPr>
+      </w:pPr>
+      <w:r>
+        <w:rPr>
+          <w:rFonts w:cs="PT Bold Heading"/>
+          <w:sz w:val="36"/>
+          <w:szCs w:val="36"/>
+        </w:rPr>
+        <w:t>The state space contains all possible board configurations.</w:t>
+      </w:r>
+    </w:p>
+    <w:p>
+      <w:pPr>
+        <w:pStyle w:val="ListParagraph"/>
+        <w:spacing w:line="276" w:lineRule="auto"/>
+        <w:ind w:left="540"/>
+        <w:rPr>
+          <w:rFonts w:cs="PT Bold Heading"/>
+          <w:sz w:val="36"/>
+          <w:szCs w:val="36"/>
+        </w:rPr>
+      </w:pPr>
+      <w:r>
+        <w:rPr>
+          <w:rFonts w:cs="PT Bold Heading"/>
+          <w:b/>
+          <w:bCs/>
+          <w:sz w:val="36"/>
+          <w:szCs w:val="36"/>
+        </w:rPr>
+        <w:t>Size:</w:t>
+      </w:r>
+    </w:p>
+    <w:p>
+      <w:pPr>
+        <w:pStyle w:val="ListParagraph"/>
+        <w:numPr>
+          <w:ilvl w:val="0"/>
+          <w:numId w:val="35"/>
+        </w:numPr>
+        <w:spacing w:line="276" w:lineRule="auto"/>
+        <w:rPr>
+          <w:rFonts w:cs="PT Bold Heading"/>
+          <w:sz w:val="36"/>
+          <w:szCs w:val="36"/>
+        </w:rPr>
+      </w:pPr>
+      <w:r>
+        <w:rPr>
+          <w:rFonts w:cs="PT Bold Heading"/>
+          <w:sz w:val="36"/>
+          <w:szCs w:val="36"/>
+        </w:rPr>
+        <w:t>Theoretical: 3^64 ≈ 3.43 × 10^30 possible states</w:t>
+      </w:r>
+    </w:p>
+    <w:p>
+      <w:pPr>
+        <w:pStyle w:val="ListParagraph"/>
+        <w:numPr>
+          <w:ilvl w:val="0"/>
+          <w:numId w:val="35"/>
+        </w:numPr>
+        <w:spacing w:line="276" w:lineRule="auto"/>
+        <w:rPr>
+          <w:rFonts w:cs="PT Bold Heading"/>
+          <w:sz w:val="36"/>
+          <w:szCs w:val="36"/>
+        </w:rPr>
+      </w:pPr>
+      <w:r>
+        <w:rPr>
+          <w:rFonts w:cs="PT Bold Heading"/>
+          <w:sz w:val="36"/>
+          <w:szCs w:val="36"/>
+        </w:rPr>
+        <w:t>Practical: Much smaller due to game rules (turn alternation, early termination)</w:t>
+      </w:r>
+    </w:p>
+    <w:p>
+      <w:pPr>
+        <w:pStyle w:val="ListParagraph"/>
+        <w:spacing w:line="276" w:lineRule="auto"/>
+        <w:ind w:left="540"/>
+        <w:rPr>
+          <w:rFonts w:cs="PT Bold Heading"/>
+          <w:sz w:val="36"/>
+          <w:szCs w:val="36"/>
+        </w:rPr>
+      </w:pPr>
+      <w:r>
+        <w:rPr>
+          <w:rFonts w:cs="PT Bold Heading"/>
+          <w:b/>
+          <w:bCs/>
+          <w:sz w:val="36"/>
+          <w:szCs w:val="36"/>
+        </w:rPr>
+        <w:t>Terminal States:</w:t>
+      </w:r>
+    </w:p>
+    <w:p>
+      <w:pPr>
+        <w:pStyle w:val="ListParagraph"/>
+        <w:numPr>
+          <w:ilvl w:val="0"/>
+          <w:numId w:val="36"/>
+        </w:numPr>
+        <w:spacing w:line="276" w:lineRule="auto"/>
+        <w:jc w:val="both"/>
+        <w:rPr>
+          <w:rFonts w:cs="PT Bold Heading"/>
+          <w:sz w:val="36"/>
+          <w:szCs w:val="36"/>
+        </w:rPr>
+      </w:pPr>
+      <w:r>
+        <w:rPr>
+          <w:rFonts w:cs="PT Bold Heading"/>
+          <w:sz w:val="36"/>
+          <w:szCs w:val="36"/>
+        </w:rPr>
+        <w:t xml:space="preserve">Win: Four marks in a line </w:t>
+      </w:r>
+    </w:p>
+    <w:p>
+      <w:pPr>
+        <w:pStyle w:val="ListParagraph"/>
+        <w:numPr>
+          <w:ilvl w:val="0"/>
+          <w:numId w:val="36"/>
+        </w:numPr>
+        <w:spacing w:line="276" w:lineRule="auto"/>
+        <w:rPr>
+          <w:rFonts w:cs="PT Bold Heading"/>
+          <w:sz w:val="36"/>
+          <w:szCs w:val="36"/>
+        </w:rPr>
+      </w:pPr>
+      <w:r>
+        <w:rPr>
+          <w:rFonts w:cs="PT Bold Heading"/>
+          <w:sz w:val="36"/>
+          <w:szCs w:val="36"/>
+        </w:rPr>
+        <w:t>Draw: Board full with no winner</w:t>
+      </w:r>
+    </w:p>
+    <w:p>
+      <w:pPr>
+        <w:pStyle w:val="ListParagraph"/>
+        <w:pBdr>
+          <w:bottom w:val="single" w:sz="6" w:space="1" w:color="auto"/>
+        </w:pBdr>
+        <w:spacing w:line="276" w:lineRule="auto"/>
+        <w:ind w:left="540"/>
+        <w:rPr>
+          <w:rFonts w:cs="PT Bold Heading"/>
+          <w:sz w:val="36"/>
+          <w:szCs w:val="36"/>
+        </w:rPr>
+      </w:pPr>
+      <w:r>
+        <w:rPr>
+          <w:rFonts w:cs="PT Bold Heading"/>
+          <w:b/>
+          <w:bCs/>
+          <w:sz w:val="36"/>
+          <w:szCs w:val="36"/>
+        </w:rPr>
+        <w:t>Exploration:</w:t>
+      </w:r>
+      <w:r>
+        <w:rPr>
+          <w:rFonts w:cs="PT Bold Heading"/>
+          <w:sz w:val="36"/>
+          <w:szCs w:val="36"/>
+        </w:rPr>
+        <w:t xml:space="preserve"> AI algorithms explore the state space through game tree search. Alpha-Beta pruning eliminates unnecessary branches, and heuristic evaluation estimates state values at limited depths, making search computationally feasible.</w:t>
+      </w:r>
+    </w:p>
+    <w:p>
+      <w:pPr>
+        <w:pStyle w:val="ListParagraph"/>
+        <w:pBdr>
+          <w:bottom w:val="single" w:sz="6" w:space="1" w:color="auto"/>
+        </w:pBdr>
+        <w:spacing w:line="276" w:lineRule="auto"/>
+        <w:ind w:left="540"/>
+        <w:rPr>
+          <w:rFonts w:cs="PT Bold Heading"/>
+          <w:sz w:val="36"/>
+          <w:szCs w:val="36"/>
+        </w:rPr>
+      </w:pPr>
+    </w:p>
+    <w:p>
+      <w:pPr>
+        <w:pStyle w:val="ListParagraph"/>
+        <w:spacing w:line="276" w:lineRule="auto"/>
+        <w:ind w:left="540"/>
+        <w:rPr>
+          <w:rFonts w:cs="PT Bold Heading"/>
+          <w:sz w:val="36"/>
+          <w:szCs w:val="36"/>
+        </w:rPr>
+      </w:pPr>
+    </w:p>
+    <w:p>
+      <w:pPr>
+        <w:pStyle w:val="ListParagraph"/>
+        <w:numPr>
+          <w:ilvl w:val="0"/>
+          <w:numId w:val="1"/>
+        </w:numPr>
+        <w:spacing w:line="276" w:lineRule="auto"/>
+        <w:rPr>
+          <w:rFonts w:cs="PT Bold Heading"/>
+          <w:sz w:val="36"/>
+          <w:szCs w:val="36"/>
+        </w:rPr>
+      </w:pPr>
+      <w:r>
+        <w:rPr>
+          <w:rFonts w:cs="PT Bold Heading"/>
+          <w:sz w:val="36"/>
+          <w:szCs w:val="36"/>
+        </w:rPr>
         <w:t>Applications</w:t>
       </w:r>
     </w:p>
@@ -692,105 +1281,57 @@
           <w:sz w:val="30"/>
           <w:szCs w:val="30"/>
         </w:rPr>
-        <w:t xml:space="preserve"> existing </w:t>
-      </w:r>
-      <w:proofErr w:type="gramStart"/>
-      <w:r>
+        <w:t xml:space="preserve"> existing application feature intelligent agents to play board games similar to Cubic. Most of such agents are found in Tic-Tac-Toe, 3D Tic-Tac-Toe, and other adversarial grid-based strategy games. These agents act as landmarks for the user to know the features, mode of interaction, and AI mechanism usual in such applications.</w:t>
+      </w:r>
+    </w:p>
+    <w:p>
+      <w:pPr>
+        <w:spacing w:line="276" w:lineRule="auto"/>
+        <w:rPr>
+          <w:sz w:val="36"/>
+          <w:szCs w:val="36"/>
+        </w:rPr>
+      </w:pPr>
+    </w:p>
+    <w:p>
+      <w:pPr>
+        <w:spacing w:line="276" w:lineRule="auto"/>
         <w:rPr>
           <w:sz w:val="30"/>
           <w:szCs w:val="30"/>
         </w:rPr>
-        <w:t>application</w:t>
-      </w:r>
-      <w:proofErr w:type="gramEnd"/>
+      </w:pPr>
       <w:r>
         <w:rPr>
           <w:sz w:val="30"/>
           <w:szCs w:val="30"/>
         </w:rPr>
-        <w:t xml:space="preserve"> feature intelligent agents to play board games </w:t>
-      </w:r>
-      <w:proofErr w:type="gramStart"/>
-      <w:r>
+        <w:t>1. 3D Tic-Tac-Toe (Desktop/Web Versions)</w:t>
+      </w:r>
+    </w:p>
+    <w:p>
+      <w:pPr>
+        <w:spacing w:line="276" w:lineRule="auto"/>
         <w:rPr>
           <w:sz w:val="30"/>
           <w:szCs w:val="30"/>
         </w:rPr>
-        <w:t>similar to</w:t>
-      </w:r>
-      <w:proofErr w:type="gramEnd"/>
-      <w:r>
+      </w:pPr>
+    </w:p>
+    <w:p>
+      <w:pPr>
+        <w:spacing w:line="276" w:lineRule="auto"/>
         <w:rPr>
           <w:sz w:val="30"/>
           <w:szCs w:val="30"/>
         </w:rPr>
-        <w:t xml:space="preserve"> Cubic. Most of such agents are found in Tic-Tac-Toe, 3D Tic-Tac-Toe, and other adversarial grid-based strategy games. These agents act as landmarks for the user to know the features, mode of interaction, and AI mechanism usual in such applications.</w:t>
-      </w:r>
-    </w:p>
-    <w:p>
-      <w:pPr>
-        <w:spacing w:line="276" w:lineRule="auto"/>
-        <w:rPr>
-          <w:sz w:val="36"/>
-          <w:szCs w:val="36"/>
-        </w:rPr>
-      </w:pPr>
-    </w:p>
-    <w:p>
-      <w:pPr>
-        <w:spacing w:line="276" w:lineRule="auto"/>
+      </w:pPr>
+      <w:r>
         <w:rPr>
           <w:sz w:val="30"/>
           <w:szCs w:val="30"/>
         </w:rPr>
-      </w:pPr>
-      <w:r>
-        <w:rPr>
-          <w:sz w:val="30"/>
-          <w:szCs w:val="30"/>
-        </w:rPr>
-        <w:t>1. 3D Tic-Tac-Toe (Desktop/Web Versions)</w:t>
-      </w:r>
-    </w:p>
-    <w:p>
-      <w:pPr>
-        <w:spacing w:line="276" w:lineRule="auto"/>
-        <w:rPr>
-          <w:sz w:val="30"/>
-          <w:szCs w:val="30"/>
-        </w:rPr>
-      </w:pPr>
-    </w:p>
-    <w:p>
-      <w:pPr>
-        <w:spacing w:line="276" w:lineRule="auto"/>
-        <w:rPr>
-          <w:sz w:val="30"/>
-          <w:szCs w:val="30"/>
-        </w:rPr>
-      </w:pPr>
-      <w:r>
-        <w:rPr>
-          <w:sz w:val="30"/>
-          <w:szCs w:val="30"/>
-        </w:rPr>
-        <w:t xml:space="preserve">There are a multitude of 3D Tic-Tac-Toe apps that offer desktop or browser games and that permit players to work </w:t>
-      </w:r>
-      <w:proofErr w:type="gramStart"/>
-      <w:r>
-        <w:rPr>
-          <w:sz w:val="30"/>
-          <w:szCs w:val="30"/>
-        </w:rPr>
-        <w:t>with 3×3×</w:t>
-      </w:r>
-      <w:proofErr w:type="gramEnd"/>
-      <w:r>
-        <w:rPr>
-          <w:sz w:val="30"/>
-          <w:szCs w:val="30"/>
-        </w:rPr>
-        <w:t>3 or 4×4×4 grids. Their main features are:</w:t>
+        <w:t>There are a multitude of 3D Tic-Tac-Toe apps that offer desktop or browser games and that permit players to work with 3×3×3 or 4×4×4 grids. Their main features are:</w:t>
       </w:r>
     </w:p>
     <w:p>
@@ -978,7 +1519,6 @@
           <w:sz w:val="30"/>
           <w:szCs w:val="30"/>
         </w:rPr>
-        <w:lastRenderedPageBreak/>
         <w:t xml:space="preserve">The two board games, i.e., </w:t>
       </w:r>
       <w:proofErr w:type="spellStart"/>
@@ -1211,23 +1751,7 @@
           <w:sz w:val="30"/>
           <w:szCs w:val="30"/>
         </w:rPr>
-        <w:t xml:space="preserve">Alpha-beta </w:t>
-      </w:r>
-      <w:proofErr w:type="gramStart"/>
-      <w:r>
-        <w:rPr>
-          <w:sz w:val="30"/>
-          <w:szCs w:val="30"/>
-        </w:rPr>
-        <w:t>pruning that</w:t>
-      </w:r>
-      <w:proofErr w:type="gramEnd"/>
-      <w:r>
-        <w:rPr>
-          <w:sz w:val="30"/>
-          <w:szCs w:val="30"/>
-        </w:rPr>
-        <w:t xml:space="preserve"> is optimized.</w:t>
+        <w:t>Alpha-beta pruning that is optimized.</w:t>
       </w:r>
     </w:p>
     <w:p>
@@ -1314,24 +1838,7 @@
           <w:sz w:val="30"/>
           <w:szCs w:val="30"/>
         </w:rPr>
-        <w:lastRenderedPageBreak/>
-        <w:t xml:space="preserve">By using AI players, mobile games create 3D </w:t>
-      </w:r>
-      <w:proofErr w:type="gramStart"/>
-      <w:r>
-        <w:rPr>
-          <w:sz w:val="30"/>
-          <w:szCs w:val="30"/>
-        </w:rPr>
-        <w:t>puzzle</w:t>
-      </w:r>
-      <w:proofErr w:type="gramEnd"/>
-      <w:r>
-        <w:rPr>
-          <w:sz w:val="30"/>
-          <w:szCs w:val="30"/>
-        </w:rPr>
-        <w:t xml:space="preserve"> or strategy environments that are:</w:t>
+        <w:t>By using AI players, mobile games create 3D puzzle or strategy environments that are:</w:t>
       </w:r>
     </w:p>
     <w:p>
@@ -1953,7 +2460,15 @@
           <w:sz w:val="28"/>
           <w:szCs w:val="28"/>
         </w:rPr>
-        <w:t xml:space="preserve"> was the method of choice in the strong solution of games such as </w:t>
+        <w:t xml:space="preserve"> </w:t>
+      </w:r>
+      <w:r>
+        <w:rPr>
+          <w:sz w:val="28"/>
+          <w:szCs w:val="28"/>
+        </w:rPr>
+        <w:lastRenderedPageBreak/>
+        <w:t xml:space="preserve">was the method of choice in the strong solution of games such as </w:t>
       </w:r>
       <w:proofErr w:type="spellStart"/>
       <w:r>
@@ -2103,7 +2618,6 @@
           <w:sz w:val="28"/>
           <w:szCs w:val="28"/>
         </w:rPr>
-        <w:lastRenderedPageBreak/>
         <w:t>Reference / link: Zobrist, A. L. (1970). A new hashing method with application for game playing (Zobrist hashing).</w:t>
       </w:r>
     </w:p>
@@ -2191,47 +2705,32 @@
           <w:sz w:val="28"/>
           <w:szCs w:val="28"/>
         </w:rPr>
-        <w:t xml:space="preserve">Relevance / takeaways: Implement Zobrist hashing to locate your Transposition Table (TT). It permits incremental hash updates on make/undo of </w:t>
-      </w:r>
-      <w:proofErr w:type="gramStart"/>
-      <w:r>
-        <w:rPr>
-          <w:sz w:val="28"/>
-          <w:szCs w:val="28"/>
-        </w:rPr>
-        <w:t>O(</w:t>
-      </w:r>
-      <w:proofErr w:type="gramEnd"/>
-      <w:r>
-        <w:rPr>
-          <w:sz w:val="28"/>
-          <w:szCs w:val="28"/>
-        </w:rPr>
-        <w:t>1), results in high TT hit rates, and is quite straightforward to implement for 4×4×4 bitboard/array representations. Have separate random keys per cell × piece type and XOR on move/undo.</w:t>
-      </w:r>
-    </w:p>
-    <w:p>
-      <w:pPr>
-        <w:spacing w:line="276" w:lineRule="auto"/>
-        <w:rPr>
-          <w:sz w:val="28"/>
-          <w:szCs w:val="28"/>
-        </w:rPr>
-      </w:pPr>
-    </w:p>
-    <w:p>
-      <w:pPr>
-        <w:spacing w:line="276" w:lineRule="auto"/>
-        <w:rPr>
-          <w:sz w:val="28"/>
-          <w:szCs w:val="28"/>
-        </w:rPr>
-      </w:pPr>
-      <w:r>
-        <w:rPr>
-          <w:sz w:val="28"/>
-          <w:szCs w:val="28"/>
-        </w:rPr>
+        <w:t>Relevance / takeaways: Implement Zobrist hashing to locate your Transposition Table (TT). It permits incremental hash updates on make/undo of O(1), results in high TT hit rates, and is quite straightforward to implement for 4×4×4 bitboard/array representations. Have separate random keys per cell × piece type and XOR on move/undo.</w:t>
+      </w:r>
+    </w:p>
+    <w:p>
+      <w:pPr>
+        <w:spacing w:line="276" w:lineRule="auto"/>
+        <w:rPr>
+          <w:sz w:val="28"/>
+          <w:szCs w:val="28"/>
+        </w:rPr>
+      </w:pPr>
+    </w:p>
+    <w:p>
+      <w:pPr>
+        <w:spacing w:line="276" w:lineRule="auto"/>
+        <w:rPr>
+          <w:sz w:val="28"/>
+          <w:szCs w:val="28"/>
+        </w:rPr>
+      </w:pPr>
+      <w:r>
+        <w:rPr>
+          <w:sz w:val="28"/>
+          <w:szCs w:val="28"/>
+        </w:rPr>
+        <w:lastRenderedPageBreak/>
         <w:t>cr.yp.to</w:t>
       </w:r>
     </w:p>
@@ -2358,7 +2857,6 @@
           <w:sz w:val="28"/>
           <w:szCs w:val="28"/>
         </w:rPr>
-        <w:lastRenderedPageBreak/>
         <w:t>Relevance / takeaways: Employ this to conceive and justify move-ordering heuristics (win/capture/threat moves first, iterative deepening to get good ordering). The pragmatic upshot: good ordering significantly enhances the power of α-β and is often the single largest real-world speedup.</w:t>
       </w:r>
     </w:p>
@@ -2441,23 +2939,7 @@
           <w:sz w:val="28"/>
           <w:szCs w:val="28"/>
         </w:rPr>
-        <w:t xml:space="preserve"> et al., SSS = α-β + TT (reformulation / experiments demonstrating how transposition tables + α-β + iterative deepening </w:t>
-      </w:r>
-      <w:proofErr w:type="gramStart"/>
-      <w:r>
-        <w:rPr>
-          <w:sz w:val="28"/>
-          <w:szCs w:val="28"/>
-        </w:rPr>
-        <w:t>lead</w:t>
-      </w:r>
-      <w:proofErr w:type="gramEnd"/>
-      <w:r>
-        <w:rPr>
-          <w:sz w:val="28"/>
-          <w:szCs w:val="28"/>
-        </w:rPr>
-        <w:t xml:space="preserve"> to large practical speedups). (See AB-SSS* papers / "New advances in alpha-beta searching".)</w:t>
+        <w:t xml:space="preserve"> et al., SSS = α-β + TT (reformulation / experiments demonstrating how transposition tables + α-β + iterative deepening lead to large practical speedups). (See AB-SSS* papers / "New advances in alpha-beta searching".)</w:t>
       </w:r>
     </w:p>
     <w:p>
@@ -2508,23 +2990,15 @@
           <w:sz w:val="28"/>
           <w:szCs w:val="28"/>
         </w:rPr>
-        <w:t xml:space="preserve">Summary: This collection of papers explains how to effectively combine α-β, iterative deepening, and transposition tables </w:t>
-      </w:r>
-      <w:proofErr w:type="gramStart"/>
-      <w:r>
-        <w:rPr>
-          <w:sz w:val="28"/>
-          <w:szCs w:val="28"/>
-        </w:rPr>
-        <w:t>in order to</w:t>
-      </w:r>
-      <w:proofErr w:type="gramEnd"/>
-      <w:r>
-        <w:rPr>
-          <w:sz w:val="28"/>
-          <w:szCs w:val="28"/>
-        </w:rPr>
-        <w:t xml:space="preserve"> achieve near-optimal search efficiency. It lists a set of features (history heuristic, killer moves, aspiration windows, TT flags) used in the strongest chess engines that are reported by the authors as implementation techniques.</w:t>
+        <w:t xml:space="preserve">Summary: This collection of papers explains how to effectively combine α-β, iterative deepening, and transposition tables in order to achieve near-optimal search efficiency. It </w:t>
+      </w:r>
+      <w:r>
+        <w:rPr>
+          <w:sz w:val="28"/>
+          <w:szCs w:val="28"/>
+        </w:rPr>
+        <w:lastRenderedPageBreak/>
+        <w:t>lists a set of features (history heuristic, killer moves, aspiration windows, TT flags) used in the strongest chess engines that are reported by the authors as implementation techniques.</w:t>
       </w:r>
     </w:p>
     <w:p>
@@ -2640,7 +3114,6 @@
           <w:sz w:val="56"/>
           <w:szCs w:val="56"/>
         </w:rPr>
-        <w:lastRenderedPageBreak/>
         <mc:AlternateContent>
           <mc:Choice Requires="wps">
             <w:drawing>
@@ -2761,6 +3234,7 @@
           <w:sz w:val="28"/>
           <w:szCs w:val="28"/>
         </w:rPr>
+        <w:lastRenderedPageBreak/>
         <w:drawing>
           <wp:anchor distT="0" distB="0" distL="114300" distR="114300" simplePos="0" relativeHeight="251666432" behindDoc="0" locked="0" layoutInCell="1" allowOverlap="1" wp14:anchorId="7A697958" wp14:editId="2222B9EE">
             <wp:simplePos x="0" y="0"/>
@@ -3358,7 +3832,6 @@
           <w:sz w:val="56"/>
           <w:szCs w:val="56"/>
         </w:rPr>
-        <w:lastRenderedPageBreak/>
         <mc:AlternateContent>
           <mc:Choice Requires="wps">
             <w:drawing>
@@ -3484,6 +3957,7 @@
           <w:sz w:val="28"/>
           <w:szCs w:val="28"/>
         </w:rPr>
+        <w:lastRenderedPageBreak/>
         <w:t>1. Game Parameters</w:t>
       </w:r>
     </w:p>
@@ -3865,7 +4339,7 @@
           <w:szCs w:val="28"/>
         </w:rPr>
         <w:pict w14:anchorId="5A4B52CB">
-          <v:rect id="_x0000_i1141" style="width:0;height:1.5pt" o:hralign="center" o:hrstd="t" o:hr="t" fillcolor="#a0a0a0" stroked="f"/>
+          <v:rect id="_x0000_i1025" style="width:0;height:1.5pt" o:hralign="center" o:hrstd="t" o:hr="t" fillcolor="#a0a0a0" stroked="f"/>
         </w:pict>
       </w:r>
     </w:p>
@@ -3984,7 +4458,6 @@
           <w:sz w:val="28"/>
           <w:szCs w:val="28"/>
         </w:rPr>
-        <w:lastRenderedPageBreak/>
         <w:t>Strong but computationally expensive</w:t>
       </w:r>
     </w:p>
@@ -4027,6 +4500,7 @@
           <w:sz w:val="28"/>
           <w:szCs w:val="28"/>
         </w:rPr>
+        <w:lastRenderedPageBreak/>
         <w:t>Optimized Minimax</w:t>
       </w:r>
     </w:p>
@@ -4346,7 +4820,7 @@
           <w:szCs w:val="28"/>
         </w:rPr>
         <w:pict w14:anchorId="16B41E59">
-          <v:rect id="_x0000_i1142" style="width:0;height:1.5pt" o:hralign="center" o:hrstd="t" o:hr="t" fillcolor="#a0a0a0" stroked="f"/>
+          <v:rect id="_x0000_i1026" style="width:0;height:1.5pt" o:hralign="center" o:hrstd="t" o:hr="t" fillcolor="#a0a0a0" stroked="f"/>
         </w:pict>
       </w:r>
     </w:p>
@@ -4571,7 +5045,6 @@
           <w:sz w:val="28"/>
           <w:szCs w:val="28"/>
         </w:rPr>
-        <w:lastRenderedPageBreak/>
         <w:t>Values cells based on strategic importance (center, multi-line intersections)</w:t>
       </w:r>
     </w:p>
@@ -4612,6 +5085,7 @@
           <w:sz w:val="28"/>
           <w:szCs w:val="28"/>
         </w:rPr>
+        <w:lastRenderedPageBreak/>
         <w:t>Encourages long-term board control and balanced decision-making</w:t>
       </w:r>
     </w:p>
@@ -4743,7 +5217,7 @@
           <w:szCs w:val="28"/>
         </w:rPr>
         <w:pict w14:anchorId="16FD05B1">
-          <v:rect id="_x0000_i1143" style="width:0;height:1.5pt" o:hralign="center" o:hrstd="t" o:hr="t" fillcolor="#a0a0a0" stroked="f"/>
+          <v:rect id="_x0000_i1027" style="width:0;height:1.5pt" o:hralign="center" o:hrstd="t" o:hr="t" fillcolor="#a0a0a0" stroked="f"/>
         </w:pict>
       </w:r>
     </w:p>
@@ -5066,7 +5540,7 @@
           <w:szCs w:val="28"/>
         </w:rPr>
         <w:pict w14:anchorId="03201DDB">
-          <v:rect id="_x0000_i1144" style="width:0;height:1.5pt" o:hralign="center" o:hrstd="t" o:hr="t" fillcolor="#a0a0a0" stroked="f"/>
+          <v:rect id="_x0000_i1028" style="width:0;height:1.5pt" o:hralign="center" o:hrstd="t" o:hr="t" fillcolor="#a0a0a0" stroked="f"/>
         </w:pict>
       </w:r>
     </w:p>
@@ -5120,21 +5594,13 @@
           <w:szCs w:val="28"/>
         </w:rPr>
       </w:pPr>
-      <w:proofErr w:type="gramStart"/>
-      <w:r>
-        <w:rPr>
-          <w:sz w:val="28"/>
-          <w:szCs w:val="28"/>
-        </w:rPr>
-        <w:t>4×4×4 Tic</w:t>
-      </w:r>
-      <w:proofErr w:type="gramEnd"/>
-      <w:r>
-        <w:rPr>
-          <w:sz w:val="28"/>
-          <w:szCs w:val="28"/>
-        </w:rPr>
-        <w:t xml:space="preserve">-Tac-Toe has </w:t>
+      <w:r>
+        <w:rPr>
+          <w:sz w:val="28"/>
+          <w:szCs w:val="28"/>
+        </w:rPr>
+        <w:lastRenderedPageBreak/>
+        <w:t xml:space="preserve">4×4×4 Tic-Tac-Toe has </w:t>
       </w:r>
       <w:r>
         <w:rPr>
@@ -5596,7 +6062,6 @@
           <w:sz w:val="28"/>
           <w:szCs w:val="28"/>
         </w:rPr>
-        <w:lastRenderedPageBreak/>
         <w:t>This table presents the computational efficiency data for each algorithm, measured as the Average Move Time required to select a move.</w:t>
       </w:r>
     </w:p>
@@ -5635,6 +6100,7 @@
                 <w:sz w:val="28"/>
                 <w:szCs w:val="28"/>
               </w:rPr>
+              <w:lastRenderedPageBreak/>
               <w:t>Algorithm / Heuristic Mode</w:t>
             </w:r>
           </w:p>
@@ -8133,23 +8599,7 @@
                 <w:sz w:val="28"/>
                 <w:szCs w:val="28"/>
               </w:rPr>
-              <w:t xml:space="preserve">Strong </w:t>
-            </w:r>
-            <w:proofErr w:type="gramStart"/>
-            <w:r>
-              <w:rPr>
-                <w:sz w:val="28"/>
-                <w:szCs w:val="28"/>
-              </w:rPr>
-              <w:t>baseline;</w:t>
-            </w:r>
-            <w:proofErr w:type="gramEnd"/>
-            <w:r>
-              <w:rPr>
-                <w:sz w:val="28"/>
-                <w:szCs w:val="28"/>
-              </w:rPr>
-              <w:t xml:space="preserve"> searches many lines, plays solidly → moderate-length games.</w:t>
+              <w:t>Strong baseline; searches many lines, plays solidly → moderate-length games.</w:t>
             </w:r>
           </w:p>
         </w:tc>
@@ -8444,23 +8894,7 @@
                 <w:sz w:val="28"/>
                 <w:szCs w:val="28"/>
               </w:rPr>
-              <w:t xml:space="preserve">Forces quick threats and </w:t>
-            </w:r>
-            <w:proofErr w:type="gramStart"/>
-            <w:r>
-              <w:rPr>
-                <w:sz w:val="28"/>
-                <w:szCs w:val="28"/>
-              </w:rPr>
-              <w:t>double-attacks</w:t>
-            </w:r>
-            <w:proofErr w:type="gramEnd"/>
-            <w:r>
-              <w:rPr>
-                <w:sz w:val="28"/>
-                <w:szCs w:val="28"/>
-              </w:rPr>
-              <w:t xml:space="preserve"> → many games end early.</w:t>
+              <w:t>Forces quick threats and double-attacks → many games end early.</w:t>
             </w:r>
           </w:p>
         </w:tc>
@@ -9497,35 +9931,7 @@
           <w:szCs w:val="28"/>
         </w:rPr>
         <w:lastRenderedPageBreak/>
-        <w:t xml:space="preserve">To illustrate AI decision-making, we recorded sample game states from </w:t>
-      </w:r>
-      <w:r>
-        <w:rPr>
-          <w:sz w:val="28"/>
-          <w:szCs w:val="28"/>
-        </w:rPr>
-        <w:t>different</w:t>
-      </w:r>
-      <w:r>
-        <w:rPr>
-          <w:sz w:val="28"/>
-          <w:szCs w:val="28"/>
-        </w:rPr>
-        <w:t xml:space="preserve"> heuristic mode</w:t>
-      </w:r>
-      <w:r>
-        <w:rPr>
-          <w:sz w:val="28"/>
-          <w:szCs w:val="28"/>
-        </w:rPr>
-        <w:t>s</w:t>
-      </w:r>
-      <w:r>
-        <w:rPr>
-          <w:sz w:val="28"/>
-          <w:szCs w:val="28"/>
-        </w:rPr>
-        <w:t>.</w:t>
+        <w:t>To illustrate AI decision-making, we recorded sample game states from different heuristic modes.</w:t>
       </w:r>
     </w:p>
     <w:p>
@@ -9539,6 +9945,7 @@
       </w:pPr>
       <w:r>
         <w:rPr>
+          <w:noProof/>
           <w:sz w:val="28"/>
           <w:szCs w:val="28"/>
         </w:rPr>
@@ -9730,6 +10137,7 @@
       </w:pPr>
       <w:r>
         <w:rPr>
+          <w:noProof/>
           <w:sz w:val="28"/>
           <w:szCs w:val="28"/>
         </w:rPr>
@@ -9860,39 +10268,7 @@
           <w:sz w:val="28"/>
           <w:szCs w:val="28"/>
         </w:rPr>
-        <w:t xml:space="preserve"> (7 moves per player). This </w:t>
-      </w:r>
-      <w:proofErr w:type="gramStart"/>
-      <w:r>
-        <w:rPr>
-          <w:sz w:val="28"/>
-          <w:szCs w:val="28"/>
-        </w:rPr>
-        <w:t>move</w:t>
-      </w:r>
-      <w:proofErr w:type="gramEnd"/>
-      <w:r>
-        <w:rPr>
-          <w:sz w:val="28"/>
-          <w:szCs w:val="28"/>
-        </w:rPr>
-        <w:t xml:space="preserve"> </w:t>
-      </w:r>
-      <w:proofErr w:type="gramStart"/>
-      <w:r>
-        <w:rPr>
-          <w:sz w:val="28"/>
-          <w:szCs w:val="28"/>
-        </w:rPr>
-        <w:t>count</w:t>
-      </w:r>
-      <w:proofErr w:type="gramEnd"/>
-      <w:r>
-        <w:rPr>
-          <w:sz w:val="28"/>
-          <w:szCs w:val="28"/>
-        </w:rPr>
-        <w:t xml:space="preserve"> aligns with the </w:t>
+        <w:t xml:space="preserve"> (7 moves per player). This move count aligns with the </w:t>
       </w:r>
       <w:r>
         <w:rPr>
@@ -10493,23 +10869,7 @@
           <w:sz w:val="28"/>
           <w:szCs w:val="28"/>
         </w:rPr>
-        <w:t xml:space="preserve">This table quantifies </w:t>
-      </w:r>
-      <w:proofErr w:type="gramStart"/>
-      <w:r>
-        <w:rPr>
-          <w:sz w:val="28"/>
-          <w:szCs w:val="28"/>
-        </w:rPr>
-        <w:t>the computational</w:t>
-      </w:r>
-      <w:proofErr w:type="gramEnd"/>
-      <w:r>
-        <w:rPr>
-          <w:sz w:val="28"/>
-          <w:szCs w:val="28"/>
-        </w:rPr>
-        <w:t xml:space="preserve"> efficiency, measured as the Average Move Time in seconds (s), for each algorithm configuration. A logarithmic scale analysis is crucial for interpreting these results due to the significant disparity in time complexity.</w:t>
+        <w:t>This table quantifies the computational efficiency, measured as the Average Move Time in seconds (s), for each algorithm configuration. A logarithmic scale analysis is crucial for interpreting these results due to the significant disparity in time complexity.</w:t>
       </w:r>
     </w:p>
     <w:p>
@@ -11115,27 +11475,7 @@
           <w:sz w:val="28"/>
           <w:szCs w:val="28"/>
         </w:rPr>
-        <w:t xml:space="preserve">Why </w:t>
-      </w:r>
-      <w:proofErr w:type="gramStart"/>
-      <w:r>
-        <w:rPr>
-          <w:b/>
-          <w:bCs/>
-          <w:sz w:val="28"/>
-          <w:szCs w:val="28"/>
-        </w:rPr>
-        <w:t>the Algorithms</w:t>
-      </w:r>
-      <w:proofErr w:type="gramEnd"/>
-      <w:r>
-        <w:rPr>
-          <w:b/>
-          <w:bCs/>
-          <w:sz w:val="28"/>
-          <w:szCs w:val="28"/>
-        </w:rPr>
-        <w:t xml:space="preserve"> Behave This Way</w:t>
+        <w:t>Why the Algorithms Behave This Way</w:t>
       </w:r>
     </w:p>
     <w:p>
@@ -11196,15 +11536,7 @@
           <w:sz w:val="28"/>
           <w:szCs w:val="28"/>
         </w:rPr>
-        <w:t xml:space="preserve"> the node or determining the pruning bounds. In this study, </w:t>
-      </w:r>
-      <w:proofErr w:type="gramStart"/>
-      <w:r>
-        <w:rPr>
-          <w:sz w:val="28"/>
-          <w:szCs w:val="28"/>
-        </w:rPr>
-        <w:t xml:space="preserve">the </w:t>
+        <w:t xml:space="preserve"> the node or determining the pruning bounds. In this study, the </w:t>
       </w:r>
       <w:r>
         <w:rPr>
@@ -11213,17 +11545,7 @@
           <w:sz w:val="28"/>
           <w:szCs w:val="28"/>
         </w:rPr>
-        <w:t>complex</w:t>
-      </w:r>
-      <w:proofErr w:type="gramEnd"/>
-      <w:r>
-        <w:rPr>
-          <w:b/>
-          <w:bCs/>
-          <w:sz w:val="28"/>
-          <w:szCs w:val="28"/>
-        </w:rPr>
-        <w:t xml:space="preserve"> heuristics</w:t>
+        <w:t>complex heuristics</w:t>
       </w:r>
       <w:r>
         <w:rPr>
@@ -12161,7 +12483,7 @@
 </file>
 
 <file path=word/numbering.xml><?xml version="1.0" encoding="utf-8"?>
-<w:numbering xmlns:wpc="http://schemas.microsoft.com/office/word/2010/wordprocessingCanvas" xmlns:cx="http://schemas.microsoft.com/office/drawing/2014/chartex" xmlns:cx1="http://schemas.microsoft.com/office/drawing/2015/9/8/chartex" xmlns:cx2="http://schemas.microsoft.com/office/drawing/2015/10/21/chartex" xmlns:cx3="http://schemas.microsoft.com/office/drawing/2016/5/9/chartex" xmlns:cx4="http://schemas.microsoft.com/office/drawing/2016/5/10/chartex" xmlns:cx5="http://schemas.microsoft.com/office/drawing/2016/5/11/chartex" xmlns:cx6="http://schemas.microsoft.com/office/drawing/2016/5/12/chartex" xmlns:cx7="http://schemas.microsoft.com/office/drawing/2016/5/13/chartex" xmlns:cx8="http://schemas.microsoft.com/office/drawing/2016/5/14/chartex" xmlns:mc="http://schemas.openxmlformats.org/markup-compatibility/2006" xmlns:aink="http://schemas.microsoft.com/office/drawing/2016/ink" xmlns:am3d="http://schemas.microsoft.com/office/drawing/2017/model3d" xmlns:o="urn:schemas-microsoft-com:office:office" xmlns:oel="http://schemas.microsoft.com/office/2019/extlst" xmlns:r="http://schemas.openxmlformats.org/officeDocument/2006/relationships" xmlns:m="http://schemas.openxmlformats.org/officeDocument/2006/math" xmlns:v="urn:schemas-microsoft-com:vml" xmlns:wp14="http://schemas.microsoft.com/office/word/2010/wordprocessingDrawing" xmlns:wp="http://schemas.openxmlformats.org/drawingml/2006/wordprocessingDrawing" xmlns:w10="urn:schemas-microsoft-com:office:word" xmlns:w="http://schemas.openxmlformats.org/wordprocessingml/2006/main" xmlns:w14="http://schemas.microsoft.com/office/word/2010/wordml" xmlns:w15="http://schemas.microsoft.com/office/word/2012/wordml" xmlns:w16cex="http://schemas.microsoft.com/office/word/2018/wordml/cex" xmlns:w16cid="http://schemas.microsoft.com/office/word/2016/wordml/cid" xmlns:w16="http://schemas.microsoft.com/office/word/2018/wordml" xmlns:w16du="http://schemas.microsoft.com/office/word/2023/wordml/word16du" xmlns:w16sdtdh="http://schemas.microsoft.com/office/word/2020/wordml/sdtdatahash" xmlns:w16sdtfl="http://schemas.microsoft.com/office/word/2024/wordml/sdtformatlock" xmlns:w16se="http://schemas.microsoft.com/office/word/2015/wordml/symex" xmlns:wpg="http://schemas.microsoft.com/office/word/2010/wordprocessingGroup" xmlns:wpi="http://schemas.microsoft.com/office/word/2010/wordprocessingInk" xmlns:wne="http://schemas.microsoft.com/office/word/2006/wordml" xmlns:wps="http://schemas.microsoft.com/office/word/2010/wordprocessingShape" mc:Ignorable="w14 w15 w16se w16cid w16 w16cex w16sdtdh w16sdtfl w16du wp14">
+<w:numbering xmlns:wpc="http://schemas.microsoft.com/office/word/2010/wordprocessingCanvas" xmlns:cx="http://schemas.microsoft.com/office/drawing/2014/chartex" xmlns:cx1="http://schemas.microsoft.com/office/drawing/2015/9/8/chartex" xmlns:cx2="http://schemas.microsoft.com/office/drawing/2015/10/21/chartex" xmlns:cx3="http://schemas.microsoft.com/office/drawing/2016/5/9/chartex" xmlns:cx4="http://schemas.microsoft.com/office/drawing/2016/5/10/chartex" xmlns:cx5="http://schemas.microsoft.com/office/drawing/2016/5/11/chartex" xmlns:cx6="http://schemas.microsoft.com/office/drawing/2016/5/12/chartex" xmlns:cx7="http://schemas.microsoft.com/office/drawing/2016/5/13/chartex" xmlns:cx8="http://schemas.microsoft.com/office/drawing/2016/5/14/chartex" xmlns:mc="http://schemas.openxmlformats.org/markup-compatibility/2006" xmlns:aink="http://schemas.microsoft.com/office/drawing/2016/ink" xmlns:am3d="http://schemas.microsoft.com/office/drawing/2017/model3d" xmlns:o="urn:schemas-microsoft-com:office:office" xmlns:oel="http://schemas.microsoft.com/office/2019/extlst" xmlns:r="http://schemas.openxmlformats.org/officeDocument/2006/relationships" xmlns:m="http://schemas.openxmlformats.org/officeDocument/2006/math" xmlns:v="urn:schemas-microsoft-com:vml" xmlns:wp14="http://schemas.microsoft.com/office/word/2010/wordprocessingDrawing" xmlns:wp="http://schemas.openxmlformats.org/drawingml/2006/wordprocessingDrawing" xmlns:w10="urn:schemas-microsoft-com:office:word" xmlns:w="http://schemas.openxmlformats.org/wordprocessingml/2006/main" xmlns:w14="http://schemas.microsoft.com/office/word/2010/wordml" xmlns:w15="http://schemas.microsoft.com/office/word/2012/wordml" xmlns:w16cex="http://schemas.microsoft.com/office/word/2018/wordml/cex" xmlns:w16cid="http://schemas.microsoft.com/office/word/2016/wordml/cid" xmlns:w16="http://schemas.microsoft.com/office/word/2018/wordml" xmlns:w16du="http://schemas.microsoft.com/office/word/2023/wordml/word16du" xmlns:w16sdtdh="http://schemas.microsoft.com/office/word/2020/wordml/sdtdatahash" xmlns:w16se="http://schemas.microsoft.com/office/word/2015/wordml/symex" xmlns:wpg="http://schemas.microsoft.com/office/word/2010/wordprocessingGroup" xmlns:wpi="http://schemas.microsoft.com/office/word/2010/wordprocessingInk" xmlns:wne="http://schemas.microsoft.com/office/word/2006/wordml" xmlns:wps="http://schemas.microsoft.com/office/word/2010/wordprocessingShape" mc:Ignorable="w14 w15 w16se w16cid w16 w16cex w16sdtdh w16du wp14">
   <w:abstractNum w:abstractNumId="0" w15:restartNumberingAfterBreak="0">
     <w:nsid w:val="02C911DB"/>
     <w:multiLevelType w:val="multilevel"/>
@@ -13057,6 +13379,155 @@
     </w:lvl>
   </w:abstractNum>
   <w:abstractNum w:abstractNumId="6" w15:restartNumberingAfterBreak="0">
+    <w:nsid w:val="2C961EF8"/>
+    <w:multiLevelType w:val="multilevel"/>
+    <w:tmpl w:val="ABC89D0C"/>
+    <w:lvl w:ilvl="0">
+      <w:start w:val="1"/>
+      <w:numFmt w:val="bullet"/>
+      <w:lvlText w:val=""/>
+      <w:lvlJc w:val="left"/>
+      <w:pPr>
+        <w:tabs>
+          <w:tab w:val="num" w:pos="720"/>
+        </w:tabs>
+        <w:ind w:left="720" w:hanging="360"/>
+      </w:pPr>
+      <w:rPr>
+        <w:rFonts w:ascii="Symbol" w:hAnsi="Symbol" w:hint="default"/>
+        <w:sz w:val="20"/>
+      </w:rPr>
+    </w:lvl>
+    <w:lvl w:ilvl="1" w:tentative="1">
+      <w:start w:val="1"/>
+      <w:numFmt w:val="bullet"/>
+      <w:lvlText w:val="o"/>
+      <w:lvlJc w:val="left"/>
+      <w:pPr>
+        <w:tabs>
+          <w:tab w:val="num" w:pos="1440"/>
+        </w:tabs>
+        <w:ind w:left="1440" w:hanging="360"/>
+      </w:pPr>
+      <w:rPr>
+        <w:rFonts w:ascii="Courier New" w:hAnsi="Courier New" w:hint="default"/>
+        <w:sz w:val="20"/>
+      </w:rPr>
+    </w:lvl>
+    <w:lvl w:ilvl="2" w:tentative="1">
+      <w:start w:val="1"/>
+      <w:numFmt w:val="bullet"/>
+      <w:lvlText w:val=""/>
+      <w:lvlJc w:val="left"/>
+      <w:pPr>
+        <w:tabs>
+          <w:tab w:val="num" w:pos="2160"/>
+        </w:tabs>
+        <w:ind w:left="2160" w:hanging="360"/>
+      </w:pPr>
+      <w:rPr>
+        <w:rFonts w:ascii="Wingdings" w:hAnsi="Wingdings" w:hint="default"/>
+        <w:sz w:val="20"/>
+      </w:rPr>
+    </w:lvl>
+    <w:lvl w:ilvl="3" w:tentative="1">
+      <w:start w:val="1"/>
+      <w:numFmt w:val="bullet"/>
+      <w:lvlText w:val=""/>
+      <w:lvlJc w:val="left"/>
+      <w:pPr>
+        <w:tabs>
+          <w:tab w:val="num" w:pos="2880"/>
+        </w:tabs>
+        <w:ind w:left="2880" w:hanging="360"/>
+      </w:pPr>
+      <w:rPr>
+        <w:rFonts w:ascii="Wingdings" w:hAnsi="Wingdings" w:hint="default"/>
+        <w:sz w:val="20"/>
+      </w:rPr>
+    </w:lvl>
+    <w:lvl w:ilvl="4" w:tentative="1">
+      <w:start w:val="1"/>
+      <w:numFmt w:val="bullet"/>
+      <w:lvlText w:val=""/>
+      <w:lvlJc w:val="left"/>
+      <w:pPr>
+        <w:tabs>
+          <w:tab w:val="num" w:pos="3600"/>
+        </w:tabs>
+        <w:ind w:left="3600" w:hanging="360"/>
+      </w:pPr>
+      <w:rPr>
+        <w:rFonts w:ascii="Wingdings" w:hAnsi="Wingdings" w:hint="default"/>
+        <w:sz w:val="20"/>
+      </w:rPr>
+    </w:lvl>
+    <w:lvl w:ilvl="5" w:tentative="1">
+      <w:start w:val="1"/>
+      <w:numFmt w:val="bullet"/>
+      <w:lvlText w:val=""/>
+      <w:lvlJc w:val="left"/>
+      <w:pPr>
+        <w:tabs>
+          <w:tab w:val="num" w:pos="4320"/>
+        </w:tabs>
+        <w:ind w:left="4320" w:hanging="360"/>
+      </w:pPr>
+      <w:rPr>
+        <w:rFonts w:ascii="Wingdings" w:hAnsi="Wingdings" w:hint="default"/>
+        <w:sz w:val="20"/>
+      </w:rPr>
+    </w:lvl>
+    <w:lvl w:ilvl="6" w:tentative="1">
+      <w:start w:val="1"/>
+      <w:numFmt w:val="bullet"/>
+      <w:lvlText w:val=""/>
+      <w:lvlJc w:val="left"/>
+      <w:pPr>
+        <w:tabs>
+          <w:tab w:val="num" w:pos="5040"/>
+        </w:tabs>
+        <w:ind w:left="5040" w:hanging="360"/>
+      </w:pPr>
+      <w:rPr>
+        <w:rFonts w:ascii="Wingdings" w:hAnsi="Wingdings" w:hint="default"/>
+        <w:sz w:val="20"/>
+      </w:rPr>
+    </w:lvl>
+    <w:lvl w:ilvl="7" w:tentative="1">
+      <w:start w:val="1"/>
+      <w:numFmt w:val="bullet"/>
+      <w:lvlText w:val=""/>
+      <w:lvlJc w:val="left"/>
+      <w:pPr>
+        <w:tabs>
+          <w:tab w:val="num" w:pos="5760"/>
+        </w:tabs>
+        <w:ind w:left="5760" w:hanging="360"/>
+      </w:pPr>
+      <w:rPr>
+        <w:rFonts w:ascii="Wingdings" w:hAnsi="Wingdings" w:hint="default"/>
+        <w:sz w:val="20"/>
+      </w:rPr>
+    </w:lvl>
+    <w:lvl w:ilvl="8" w:tentative="1">
+      <w:start w:val="1"/>
+      <w:numFmt w:val="bullet"/>
+      <w:lvlText w:val=""/>
+      <w:lvlJc w:val="left"/>
+      <w:pPr>
+        <w:tabs>
+          <w:tab w:val="num" w:pos="6480"/>
+        </w:tabs>
+        <w:ind w:left="6480" w:hanging="360"/>
+      </w:pPr>
+      <w:rPr>
+        <w:rFonts w:ascii="Wingdings" w:hAnsi="Wingdings" w:hint="default"/>
+        <w:sz w:val="20"/>
+      </w:rPr>
+    </w:lvl>
+  </w:abstractNum>
+  <w:abstractNum w:abstractNumId="7" w15:restartNumberingAfterBreak="0">
     <w:nsid w:val="357D3A20"/>
     <w:multiLevelType w:val="multilevel"/>
     <w:tmpl w:val="43EC394E"/>
@@ -13205,7 +13676,7 @@
       </w:rPr>
     </w:lvl>
   </w:abstractNum>
-  <w:abstractNum w:abstractNumId="7" w15:restartNumberingAfterBreak="0">
+  <w:abstractNum w:abstractNumId="8" w15:restartNumberingAfterBreak="0">
     <w:nsid w:val="37E34BDB"/>
     <w:multiLevelType w:val="multilevel"/>
     <w:tmpl w:val="A3CE9634"/>
@@ -13354,7 +13825,7 @@
       </w:rPr>
     </w:lvl>
   </w:abstractNum>
-  <w:abstractNum w:abstractNumId="8" w15:restartNumberingAfterBreak="0">
+  <w:abstractNum w:abstractNumId="9" w15:restartNumberingAfterBreak="0">
     <w:nsid w:val="3EE064C9"/>
     <w:multiLevelType w:val="multilevel"/>
     <w:tmpl w:val="7AD0F310"/>
@@ -13503,7 +13974,7 @@
       </w:rPr>
     </w:lvl>
   </w:abstractNum>
-  <w:abstractNum w:abstractNumId="9" w15:restartNumberingAfterBreak="0">
+  <w:abstractNum w:abstractNumId="10" w15:restartNumberingAfterBreak="0">
     <w:nsid w:val="3F8348CF"/>
     <w:multiLevelType w:val="multilevel"/>
     <w:tmpl w:val="DE18C968"/>
@@ -13652,7 +14123,7 @@
       </w:rPr>
     </w:lvl>
   </w:abstractNum>
-  <w:abstractNum w:abstractNumId="10" w15:restartNumberingAfterBreak="0">
+  <w:abstractNum w:abstractNumId="11" w15:restartNumberingAfterBreak="0">
     <w:nsid w:val="403B62CE"/>
     <w:multiLevelType w:val="multilevel"/>
     <w:tmpl w:val="9FC85968"/>
@@ -13765,7 +14236,7 @@
       </w:pPr>
     </w:lvl>
   </w:abstractNum>
-  <w:abstractNum w:abstractNumId="11" w15:restartNumberingAfterBreak="0">
+  <w:abstractNum w:abstractNumId="12" w15:restartNumberingAfterBreak="0">
     <w:nsid w:val="406646DD"/>
     <w:multiLevelType w:val="multilevel"/>
     <w:tmpl w:val="8AC08F62"/>
@@ -13882,7 +14353,7 @@
       </w:pPr>
     </w:lvl>
   </w:abstractNum>
-  <w:abstractNum w:abstractNumId="12" w15:restartNumberingAfterBreak="0">
+  <w:abstractNum w:abstractNumId="13" w15:restartNumberingAfterBreak="0">
     <w:nsid w:val="40C03E54"/>
     <w:multiLevelType w:val="multilevel"/>
     <w:tmpl w:val="B906967A"/>
@@ -14031,7 +14502,156 @@
       </w:rPr>
     </w:lvl>
   </w:abstractNum>
-  <w:abstractNum w:abstractNumId="13" w15:restartNumberingAfterBreak="0">
+  <w:abstractNum w:abstractNumId="14" w15:restartNumberingAfterBreak="0">
+    <w:nsid w:val="44163D19"/>
+    <w:multiLevelType w:val="multilevel"/>
+    <w:tmpl w:val="2CDC64E6"/>
+    <w:lvl w:ilvl="0">
+      <w:start w:val="1"/>
+      <w:numFmt w:val="bullet"/>
+      <w:lvlText w:val=""/>
+      <w:lvlJc w:val="left"/>
+      <w:pPr>
+        <w:tabs>
+          <w:tab w:val="num" w:pos="720"/>
+        </w:tabs>
+        <w:ind w:left="720" w:hanging="360"/>
+      </w:pPr>
+      <w:rPr>
+        <w:rFonts w:ascii="Symbol" w:hAnsi="Symbol" w:hint="default"/>
+        <w:sz w:val="20"/>
+      </w:rPr>
+    </w:lvl>
+    <w:lvl w:ilvl="1" w:tentative="1">
+      <w:start w:val="1"/>
+      <w:numFmt w:val="bullet"/>
+      <w:lvlText w:val="o"/>
+      <w:lvlJc w:val="left"/>
+      <w:pPr>
+        <w:tabs>
+          <w:tab w:val="num" w:pos="1440"/>
+        </w:tabs>
+        <w:ind w:left="1440" w:hanging="360"/>
+      </w:pPr>
+      <w:rPr>
+        <w:rFonts w:ascii="Courier New" w:hAnsi="Courier New" w:hint="default"/>
+        <w:sz w:val="20"/>
+      </w:rPr>
+    </w:lvl>
+    <w:lvl w:ilvl="2" w:tentative="1">
+      <w:start w:val="1"/>
+      <w:numFmt w:val="bullet"/>
+      <w:lvlText w:val=""/>
+      <w:lvlJc w:val="left"/>
+      <w:pPr>
+        <w:tabs>
+          <w:tab w:val="num" w:pos="2160"/>
+        </w:tabs>
+        <w:ind w:left="2160" w:hanging="360"/>
+      </w:pPr>
+      <w:rPr>
+        <w:rFonts w:ascii="Wingdings" w:hAnsi="Wingdings" w:hint="default"/>
+        <w:sz w:val="20"/>
+      </w:rPr>
+    </w:lvl>
+    <w:lvl w:ilvl="3" w:tentative="1">
+      <w:start w:val="1"/>
+      <w:numFmt w:val="bullet"/>
+      <w:lvlText w:val=""/>
+      <w:lvlJc w:val="left"/>
+      <w:pPr>
+        <w:tabs>
+          <w:tab w:val="num" w:pos="2880"/>
+        </w:tabs>
+        <w:ind w:left="2880" w:hanging="360"/>
+      </w:pPr>
+      <w:rPr>
+        <w:rFonts w:ascii="Wingdings" w:hAnsi="Wingdings" w:hint="default"/>
+        <w:sz w:val="20"/>
+      </w:rPr>
+    </w:lvl>
+    <w:lvl w:ilvl="4" w:tentative="1">
+      <w:start w:val="1"/>
+      <w:numFmt w:val="bullet"/>
+      <w:lvlText w:val=""/>
+      <w:lvlJc w:val="left"/>
+      <w:pPr>
+        <w:tabs>
+          <w:tab w:val="num" w:pos="3600"/>
+        </w:tabs>
+        <w:ind w:left="3600" w:hanging="360"/>
+      </w:pPr>
+      <w:rPr>
+        <w:rFonts w:ascii="Wingdings" w:hAnsi="Wingdings" w:hint="default"/>
+        <w:sz w:val="20"/>
+      </w:rPr>
+    </w:lvl>
+    <w:lvl w:ilvl="5" w:tentative="1">
+      <w:start w:val="1"/>
+      <w:numFmt w:val="bullet"/>
+      <w:lvlText w:val=""/>
+      <w:lvlJc w:val="left"/>
+      <w:pPr>
+        <w:tabs>
+          <w:tab w:val="num" w:pos="4320"/>
+        </w:tabs>
+        <w:ind w:left="4320" w:hanging="360"/>
+      </w:pPr>
+      <w:rPr>
+        <w:rFonts w:ascii="Wingdings" w:hAnsi="Wingdings" w:hint="default"/>
+        <w:sz w:val="20"/>
+      </w:rPr>
+    </w:lvl>
+    <w:lvl w:ilvl="6" w:tentative="1">
+      <w:start w:val="1"/>
+      <w:numFmt w:val="bullet"/>
+      <w:lvlText w:val=""/>
+      <w:lvlJc w:val="left"/>
+      <w:pPr>
+        <w:tabs>
+          <w:tab w:val="num" w:pos="5040"/>
+        </w:tabs>
+        <w:ind w:left="5040" w:hanging="360"/>
+      </w:pPr>
+      <w:rPr>
+        <w:rFonts w:ascii="Wingdings" w:hAnsi="Wingdings" w:hint="default"/>
+        <w:sz w:val="20"/>
+      </w:rPr>
+    </w:lvl>
+    <w:lvl w:ilvl="7" w:tentative="1">
+      <w:start w:val="1"/>
+      <w:numFmt w:val="bullet"/>
+      <w:lvlText w:val=""/>
+      <w:lvlJc w:val="left"/>
+      <w:pPr>
+        <w:tabs>
+          <w:tab w:val="num" w:pos="5760"/>
+        </w:tabs>
+        <w:ind w:left="5760" w:hanging="360"/>
+      </w:pPr>
+      <w:rPr>
+        <w:rFonts w:ascii="Wingdings" w:hAnsi="Wingdings" w:hint="default"/>
+        <w:sz w:val="20"/>
+      </w:rPr>
+    </w:lvl>
+    <w:lvl w:ilvl="8" w:tentative="1">
+      <w:start w:val="1"/>
+      <w:numFmt w:val="bullet"/>
+      <w:lvlText w:val=""/>
+      <w:lvlJc w:val="left"/>
+      <w:pPr>
+        <w:tabs>
+          <w:tab w:val="num" w:pos="6480"/>
+        </w:tabs>
+        <w:ind w:left="6480" w:hanging="360"/>
+      </w:pPr>
+      <w:rPr>
+        <w:rFonts w:ascii="Wingdings" w:hAnsi="Wingdings" w:hint="default"/>
+        <w:sz w:val="20"/>
+      </w:rPr>
+    </w:lvl>
+  </w:abstractNum>
+  <w:abstractNum w:abstractNumId="15" w15:restartNumberingAfterBreak="0">
     <w:nsid w:val="491F62BB"/>
     <w:multiLevelType w:val="multilevel"/>
     <w:tmpl w:val="FC2000BC"/>
@@ -14180,7 +14800,7 @@
       </w:rPr>
     </w:lvl>
   </w:abstractNum>
-  <w:abstractNum w:abstractNumId="14" w15:restartNumberingAfterBreak="0">
+  <w:abstractNum w:abstractNumId="16" w15:restartNumberingAfterBreak="0">
     <w:nsid w:val="4B80428C"/>
     <w:multiLevelType w:val="multilevel"/>
     <w:tmpl w:val="8F180F16"/>
@@ -14329,7 +14949,7 @@
       </w:rPr>
     </w:lvl>
   </w:abstractNum>
-  <w:abstractNum w:abstractNumId="15" w15:restartNumberingAfterBreak="0">
+  <w:abstractNum w:abstractNumId="17" w15:restartNumberingAfterBreak="0">
     <w:nsid w:val="51A43AE7"/>
     <w:multiLevelType w:val="multilevel"/>
     <w:tmpl w:val="C0EA8020"/>
@@ -14478,7 +15098,156 @@
       </w:rPr>
     </w:lvl>
   </w:abstractNum>
-  <w:abstractNum w:abstractNumId="16" w15:restartNumberingAfterBreak="0">
+  <w:abstractNum w:abstractNumId="18" w15:restartNumberingAfterBreak="0">
+    <w:nsid w:val="558231E7"/>
+    <w:multiLevelType w:val="multilevel"/>
+    <w:tmpl w:val="3306C950"/>
+    <w:lvl w:ilvl="0">
+      <w:start w:val="1"/>
+      <w:numFmt w:val="bullet"/>
+      <w:lvlText w:val=""/>
+      <w:lvlJc w:val="left"/>
+      <w:pPr>
+        <w:tabs>
+          <w:tab w:val="num" w:pos="720"/>
+        </w:tabs>
+        <w:ind w:left="720" w:hanging="360"/>
+      </w:pPr>
+      <w:rPr>
+        <w:rFonts w:ascii="Symbol" w:hAnsi="Symbol" w:hint="default"/>
+        <w:sz w:val="20"/>
+      </w:rPr>
+    </w:lvl>
+    <w:lvl w:ilvl="1" w:tentative="1">
+      <w:start w:val="1"/>
+      <w:numFmt w:val="bullet"/>
+      <w:lvlText w:val="o"/>
+      <w:lvlJc w:val="left"/>
+      <w:pPr>
+        <w:tabs>
+          <w:tab w:val="num" w:pos="1440"/>
+        </w:tabs>
+        <w:ind w:left="1440" w:hanging="360"/>
+      </w:pPr>
+      <w:rPr>
+        <w:rFonts w:ascii="Courier New" w:hAnsi="Courier New" w:hint="default"/>
+        <w:sz w:val="20"/>
+      </w:rPr>
+    </w:lvl>
+    <w:lvl w:ilvl="2" w:tentative="1">
+      <w:start w:val="1"/>
+      <w:numFmt w:val="bullet"/>
+      <w:lvlText w:val=""/>
+      <w:lvlJc w:val="left"/>
+      <w:pPr>
+        <w:tabs>
+          <w:tab w:val="num" w:pos="2160"/>
+        </w:tabs>
+        <w:ind w:left="2160" w:hanging="360"/>
+      </w:pPr>
+      <w:rPr>
+        <w:rFonts w:ascii="Wingdings" w:hAnsi="Wingdings" w:hint="default"/>
+        <w:sz w:val="20"/>
+      </w:rPr>
+    </w:lvl>
+    <w:lvl w:ilvl="3" w:tentative="1">
+      <w:start w:val="1"/>
+      <w:numFmt w:val="bullet"/>
+      <w:lvlText w:val=""/>
+      <w:lvlJc w:val="left"/>
+      <w:pPr>
+        <w:tabs>
+          <w:tab w:val="num" w:pos="2880"/>
+        </w:tabs>
+        <w:ind w:left="2880" w:hanging="360"/>
+      </w:pPr>
+      <w:rPr>
+        <w:rFonts w:ascii="Wingdings" w:hAnsi="Wingdings" w:hint="default"/>
+        <w:sz w:val="20"/>
+      </w:rPr>
+    </w:lvl>
+    <w:lvl w:ilvl="4" w:tentative="1">
+      <w:start w:val="1"/>
+      <w:numFmt w:val="bullet"/>
+      <w:lvlText w:val=""/>
+      <w:lvlJc w:val="left"/>
+      <w:pPr>
+        <w:tabs>
+          <w:tab w:val="num" w:pos="3600"/>
+        </w:tabs>
+        <w:ind w:left="3600" w:hanging="360"/>
+      </w:pPr>
+      <w:rPr>
+        <w:rFonts w:ascii="Wingdings" w:hAnsi="Wingdings" w:hint="default"/>
+        <w:sz w:val="20"/>
+      </w:rPr>
+    </w:lvl>
+    <w:lvl w:ilvl="5" w:tentative="1">
+      <w:start w:val="1"/>
+      <w:numFmt w:val="bullet"/>
+      <w:lvlText w:val=""/>
+      <w:lvlJc w:val="left"/>
+      <w:pPr>
+        <w:tabs>
+          <w:tab w:val="num" w:pos="4320"/>
+        </w:tabs>
+        <w:ind w:left="4320" w:hanging="360"/>
+      </w:pPr>
+      <w:rPr>
+        <w:rFonts w:ascii="Wingdings" w:hAnsi="Wingdings" w:hint="default"/>
+        <w:sz w:val="20"/>
+      </w:rPr>
+    </w:lvl>
+    <w:lvl w:ilvl="6" w:tentative="1">
+      <w:start w:val="1"/>
+      <w:numFmt w:val="bullet"/>
+      <w:lvlText w:val=""/>
+      <w:lvlJc w:val="left"/>
+      <w:pPr>
+        <w:tabs>
+          <w:tab w:val="num" w:pos="5040"/>
+        </w:tabs>
+        <w:ind w:left="5040" w:hanging="360"/>
+      </w:pPr>
+      <w:rPr>
+        <w:rFonts w:ascii="Wingdings" w:hAnsi="Wingdings" w:hint="default"/>
+        <w:sz w:val="20"/>
+      </w:rPr>
+    </w:lvl>
+    <w:lvl w:ilvl="7" w:tentative="1">
+      <w:start w:val="1"/>
+      <w:numFmt w:val="bullet"/>
+      <w:lvlText w:val=""/>
+      <w:lvlJc w:val="left"/>
+      <w:pPr>
+        <w:tabs>
+          <w:tab w:val="num" w:pos="5760"/>
+        </w:tabs>
+        <w:ind w:left="5760" w:hanging="360"/>
+      </w:pPr>
+      <w:rPr>
+        <w:rFonts w:ascii="Wingdings" w:hAnsi="Wingdings" w:hint="default"/>
+        <w:sz w:val="20"/>
+      </w:rPr>
+    </w:lvl>
+    <w:lvl w:ilvl="8" w:tentative="1">
+      <w:start w:val="1"/>
+      <w:numFmt w:val="bullet"/>
+      <w:lvlText w:val=""/>
+      <w:lvlJc w:val="left"/>
+      <w:pPr>
+        <w:tabs>
+          <w:tab w:val="num" w:pos="6480"/>
+        </w:tabs>
+        <w:ind w:left="6480" w:hanging="360"/>
+      </w:pPr>
+      <w:rPr>
+        <w:rFonts w:ascii="Wingdings" w:hAnsi="Wingdings" w:hint="default"/>
+        <w:sz w:val="20"/>
+      </w:rPr>
+    </w:lvl>
+  </w:abstractNum>
+  <w:abstractNum w:abstractNumId="19" w15:restartNumberingAfterBreak="0">
     <w:nsid w:val="55DB75DB"/>
     <w:multiLevelType w:val="multilevel"/>
     <w:tmpl w:val="489029E8"/>
@@ -14627,7 +15396,7 @@
       </w:rPr>
     </w:lvl>
   </w:abstractNum>
-  <w:abstractNum w:abstractNumId="17" w15:restartNumberingAfterBreak="0">
+  <w:abstractNum w:abstractNumId="20" w15:restartNumberingAfterBreak="0">
     <w:nsid w:val="599B65F0"/>
     <w:multiLevelType w:val="multilevel"/>
     <w:tmpl w:val="F362B56E"/>
@@ -14776,7 +15545,7 @@
       </w:rPr>
     </w:lvl>
   </w:abstractNum>
-  <w:abstractNum w:abstractNumId="18" w15:restartNumberingAfterBreak="0">
+  <w:abstractNum w:abstractNumId="21" w15:restartNumberingAfterBreak="0">
     <w:nsid w:val="5BE40A39"/>
     <w:multiLevelType w:val="hybridMultilevel"/>
     <w:tmpl w:val="A7202990"/>
@@ -14889,7 +15658,7 @@
       </w:rPr>
     </w:lvl>
   </w:abstractNum>
-  <w:abstractNum w:abstractNumId="19" w15:restartNumberingAfterBreak="0">
+  <w:abstractNum w:abstractNumId="22" w15:restartNumberingAfterBreak="0">
     <w:nsid w:val="5DF246DB"/>
     <w:multiLevelType w:val="multilevel"/>
     <w:tmpl w:val="EFE49D2E"/>
@@ -15038,7 +15807,7 @@
       </w:rPr>
     </w:lvl>
   </w:abstractNum>
-  <w:abstractNum w:abstractNumId="20" w15:restartNumberingAfterBreak="0">
+  <w:abstractNum w:abstractNumId="23" w15:restartNumberingAfterBreak="0">
     <w:nsid w:val="652622EE"/>
     <w:multiLevelType w:val="hybridMultilevel"/>
     <w:tmpl w:val="DA3846C2"/>
@@ -15151,7 +15920,7 @@
       </w:rPr>
     </w:lvl>
   </w:abstractNum>
-  <w:abstractNum w:abstractNumId="21" w15:restartNumberingAfterBreak="0">
+  <w:abstractNum w:abstractNumId="24" w15:restartNumberingAfterBreak="0">
     <w:nsid w:val="671F700B"/>
     <w:multiLevelType w:val="hybridMultilevel"/>
     <w:tmpl w:val="C2720550"/>
@@ -15264,7 +16033,7 @@
       </w:rPr>
     </w:lvl>
   </w:abstractNum>
-  <w:abstractNum w:abstractNumId="22" w15:restartNumberingAfterBreak="0">
+  <w:abstractNum w:abstractNumId="25" w15:restartNumberingAfterBreak="0">
     <w:nsid w:val="68991407"/>
     <w:multiLevelType w:val="multilevel"/>
     <w:tmpl w:val="264C8CFE"/>
@@ -15413,7 +16182,7 @@
       </w:rPr>
     </w:lvl>
   </w:abstractNum>
-  <w:abstractNum w:abstractNumId="23" w15:restartNumberingAfterBreak="0">
+  <w:abstractNum w:abstractNumId="26" w15:restartNumberingAfterBreak="0">
     <w:nsid w:val="6F207D5B"/>
     <w:multiLevelType w:val="multilevel"/>
     <w:tmpl w:val="B83C435C"/>
@@ -15562,7 +16331,7 @@
       </w:rPr>
     </w:lvl>
   </w:abstractNum>
-  <w:abstractNum w:abstractNumId="24" w15:restartNumberingAfterBreak="0">
+  <w:abstractNum w:abstractNumId="27" w15:restartNumberingAfterBreak="0">
     <w:nsid w:val="74CE5B36"/>
     <w:multiLevelType w:val="multilevel"/>
     <w:tmpl w:val="F5ECE24A"/>
@@ -15679,7 +16448,7 @@
       </w:pPr>
     </w:lvl>
   </w:abstractNum>
-  <w:abstractNum w:abstractNumId="25" w15:restartNumberingAfterBreak="0">
+  <w:abstractNum w:abstractNumId="28" w15:restartNumberingAfterBreak="0">
     <w:nsid w:val="750B7158"/>
     <w:multiLevelType w:val="multilevel"/>
     <w:tmpl w:val="0AEECCC2"/>
@@ -15828,7 +16597,7 @@
       </w:rPr>
     </w:lvl>
   </w:abstractNum>
-  <w:abstractNum w:abstractNumId="26" w15:restartNumberingAfterBreak="0">
+  <w:abstractNum w:abstractNumId="29" w15:restartNumberingAfterBreak="0">
     <w:nsid w:val="7817650F"/>
     <w:multiLevelType w:val="multilevel"/>
     <w:tmpl w:val="6952EB48"/>
@@ -15977,7 +16746,7 @@
       </w:rPr>
     </w:lvl>
   </w:abstractNum>
-  <w:abstractNum w:abstractNumId="27" w15:restartNumberingAfterBreak="0">
+  <w:abstractNum w:abstractNumId="30" w15:restartNumberingAfterBreak="0">
     <w:nsid w:val="7AEB62A1"/>
     <w:multiLevelType w:val="multilevel"/>
     <w:tmpl w:val="0BEA562A"/>
@@ -16126,7 +16895,7 @@
       </w:rPr>
     </w:lvl>
   </w:abstractNum>
-  <w:abstractNum w:abstractNumId="28" w15:restartNumberingAfterBreak="0">
+  <w:abstractNum w:abstractNumId="31" w15:restartNumberingAfterBreak="0">
     <w:nsid w:val="7C1347F2"/>
     <w:multiLevelType w:val="hybridMultilevel"/>
     <w:tmpl w:val="BA9ED048"/>
@@ -16239,7 +17008,7 @@
       </w:rPr>
     </w:lvl>
   </w:abstractNum>
-  <w:abstractNum w:abstractNumId="29" w15:restartNumberingAfterBreak="0">
+  <w:abstractNum w:abstractNumId="32" w15:restartNumberingAfterBreak="0">
     <w:nsid w:val="7D4F0BAE"/>
     <w:multiLevelType w:val="multilevel"/>
     <w:tmpl w:val="65ACEA92"/>
@@ -16356,7 +17125,7 @@
       </w:pPr>
     </w:lvl>
   </w:abstractNum>
-  <w:abstractNum w:abstractNumId="30" w15:restartNumberingAfterBreak="0">
+  <w:abstractNum w:abstractNumId="33" w15:restartNumberingAfterBreak="0">
     <w:nsid w:val="7DB3164F"/>
     <w:multiLevelType w:val="multilevel"/>
     <w:tmpl w:val="23ACDB5E"/>
@@ -16473,17 +17242,17 @@
       </w:pPr>
     </w:lvl>
   </w:abstractNum>
-  <w:abstractNum w:abstractNumId="31" w15:restartNumberingAfterBreak="0">
+  <w:abstractNum w:abstractNumId="34" w15:restartNumberingAfterBreak="0">
     <w:nsid w:val="7EAB46BE"/>
     <w:multiLevelType w:val="hybridMultilevel"/>
-    <w:tmpl w:val="F294CDDE"/>
+    <w:tmpl w:val="C5A850DA"/>
     <w:lvl w:ilvl="0" w:tplc="04090001">
       <w:start w:val="1"/>
       <w:numFmt w:val="bullet"/>
       <w:lvlText w:val=""/>
       <w:lvlJc w:val="left"/>
       <w:pPr>
-        <w:ind w:left="720" w:hanging="360"/>
+        <w:ind w:left="540" w:hanging="360"/>
       </w:pPr>
       <w:rPr>
         <w:rFonts w:ascii="Symbol" w:hAnsi="Symbol" w:hint="default"/>
@@ -16586,7 +17355,7 @@
       </w:rPr>
     </w:lvl>
   </w:abstractNum>
-  <w:abstractNum w:abstractNumId="32" w15:restartNumberingAfterBreak="0">
+  <w:abstractNum w:abstractNumId="35" w15:restartNumberingAfterBreak="0">
     <w:nsid w:val="7F262B5D"/>
     <w:multiLevelType w:val="hybridMultilevel"/>
     <w:tmpl w:val="D292E466"/>
@@ -16700,109 +17469,118 @@
     </w:lvl>
   </w:abstractNum>
   <w:num w:numId="1" w16cid:durableId="717097073">
+    <w:abstractNumId w:val="34"/>
+  </w:num>
+  <w:num w:numId="2" w16cid:durableId="128015802">
+    <w:abstractNumId w:val="35"/>
+  </w:num>
+  <w:num w:numId="3" w16cid:durableId="114950209">
+    <w:abstractNumId w:val="23"/>
+  </w:num>
+  <w:num w:numId="4" w16cid:durableId="2073304615">
     <w:abstractNumId w:val="31"/>
   </w:num>
-  <w:num w:numId="2" w16cid:durableId="128015802">
-    <w:abstractNumId w:val="32"/>
+  <w:num w:numId="5" w16cid:durableId="908420078">
+    <w:abstractNumId w:val="21"/>
   </w:num>
-  <w:num w:numId="3" w16cid:durableId="114950209">
+  <w:num w:numId="6" w16cid:durableId="782727018">
+    <w:abstractNumId w:val="24"/>
+  </w:num>
+  <w:num w:numId="7" w16cid:durableId="1793666548">
     <w:abstractNumId w:val="20"/>
   </w:num>
-  <w:num w:numId="4" w16cid:durableId="2073304615">
-    <w:abstractNumId w:val="28"/>
-  </w:num>
-  <w:num w:numId="5" w16cid:durableId="908420078">
-    <w:abstractNumId w:val="18"/>
-  </w:num>
-  <w:num w:numId="6" w16cid:durableId="782727018">
-    <w:abstractNumId w:val="21"/>
-  </w:num>
-  <w:num w:numId="7" w16cid:durableId="1793666548">
-    <w:abstractNumId w:val="17"/>
-  </w:num>
   <w:num w:numId="8" w16cid:durableId="1876187518">
-    <w:abstractNumId w:val="7"/>
+    <w:abstractNumId w:val="8"/>
   </w:num>
   <w:num w:numId="9" w16cid:durableId="774667963">
-    <w:abstractNumId w:val="30"/>
+    <w:abstractNumId w:val="33"/>
   </w:num>
   <w:num w:numId="10" w16cid:durableId="1395859826">
     <w:abstractNumId w:val="2"/>
   </w:num>
   <w:num w:numId="11" w16cid:durableId="486671042">
-    <w:abstractNumId w:val="14"/>
+    <w:abstractNumId w:val="16"/>
   </w:num>
   <w:num w:numId="12" w16cid:durableId="1278637707">
-    <w:abstractNumId w:val="23"/>
+    <w:abstractNumId w:val="26"/>
   </w:num>
   <w:num w:numId="13" w16cid:durableId="381175692">
     <w:abstractNumId w:val="1"/>
   </w:num>
   <w:num w:numId="14" w16cid:durableId="287709733">
-    <w:abstractNumId w:val="27"/>
+    <w:abstractNumId w:val="30"/>
   </w:num>
   <w:num w:numId="15" w16cid:durableId="398359124">
     <w:abstractNumId w:val="5"/>
   </w:num>
   <w:num w:numId="16" w16cid:durableId="408886578">
+    <w:abstractNumId w:val="10"/>
+  </w:num>
+  <w:num w:numId="17" w16cid:durableId="574438326">
+    <w:abstractNumId w:val="12"/>
+  </w:num>
+  <w:num w:numId="18" w16cid:durableId="1634287743">
+    <w:abstractNumId w:val="27"/>
+  </w:num>
+  <w:num w:numId="19" w16cid:durableId="1421175057">
+    <w:abstractNumId w:val="29"/>
+  </w:num>
+  <w:num w:numId="20" w16cid:durableId="1464420835">
+    <w:abstractNumId w:val="28"/>
+  </w:num>
+  <w:num w:numId="21" w16cid:durableId="876619753">
+    <w:abstractNumId w:val="22"/>
+  </w:num>
+  <w:num w:numId="22" w16cid:durableId="769817366">
     <w:abstractNumId w:val="9"/>
   </w:num>
-  <w:num w:numId="17" w16cid:durableId="574438326">
+  <w:num w:numId="23" w16cid:durableId="849952887">
     <w:abstractNumId w:val="11"/>
   </w:num>
-  <w:num w:numId="18" w16cid:durableId="1634287743">
-    <w:abstractNumId w:val="24"/>
-  </w:num>
-  <w:num w:numId="19" w16cid:durableId="1421175057">
-    <w:abstractNumId w:val="26"/>
-  </w:num>
-  <w:num w:numId="20" w16cid:durableId="1464420835">
+  <w:num w:numId="24" w16cid:durableId="1073818100">
     <w:abstractNumId w:val="25"/>
-  </w:num>
-  <w:num w:numId="21" w16cid:durableId="876619753">
-    <w:abstractNumId w:val="19"/>
-  </w:num>
-  <w:num w:numId="22" w16cid:durableId="769817366">
-    <w:abstractNumId w:val="8"/>
-  </w:num>
-  <w:num w:numId="23" w16cid:durableId="849952887">
-    <w:abstractNumId w:val="10"/>
-  </w:num>
-  <w:num w:numId="24" w16cid:durableId="1073818100">
-    <w:abstractNumId w:val="22"/>
   </w:num>
   <w:num w:numId="25" w16cid:durableId="576283201">
     <w:abstractNumId w:val="4"/>
   </w:num>
   <w:num w:numId="26" w16cid:durableId="2062048947">
-    <w:abstractNumId w:val="6"/>
+    <w:abstractNumId w:val="7"/>
   </w:num>
   <w:num w:numId="27" w16cid:durableId="1297834263">
-    <w:abstractNumId w:val="13"/>
+    <w:abstractNumId w:val="15"/>
   </w:num>
   <w:num w:numId="28" w16cid:durableId="632060084">
     <w:abstractNumId w:val="0"/>
   </w:num>
   <w:num w:numId="29" w16cid:durableId="22244114">
-    <w:abstractNumId w:val="16"/>
+    <w:abstractNumId w:val="19"/>
   </w:num>
   <w:num w:numId="30" w16cid:durableId="1773740985">
-    <w:abstractNumId w:val="15"/>
+    <w:abstractNumId w:val="17"/>
   </w:num>
   <w:num w:numId="31" w16cid:durableId="1264458010">
     <w:abstractNumId w:val="3"/>
   </w:num>
   <w:num w:numId="32" w16cid:durableId="592661966">
-    <w:abstractNumId w:val="12"/>
+    <w:abstractNumId w:val="13"/>
   </w:num>
   <w:num w:numId="33" w16cid:durableId="851575718">
-    <w:abstractNumId w:val="29"/>
+    <w:abstractNumId w:val="32"/>
+  </w:num>
+  <w:num w:numId="34" w16cid:durableId="1582914043">
+    <w:abstractNumId w:val="18"/>
+  </w:num>
+  <w:num w:numId="35" w16cid:durableId="494272989">
+    <w:abstractNumId w:val="14"/>
+  </w:num>
+  <w:num w:numId="36" w16cid:durableId="747656730">
+    <w:abstractNumId w:val="6"/>
   </w:num>
 </w:numbering>
 </file>
 
 <file path=word/styles.xml><?xml version="1.0" encoding="utf-8"?>
-<w:styles xmlns:mc="http://schemas.openxmlformats.org/markup-compatibility/2006" xmlns:r="http://schemas.openxmlformats.org/officeDocument/2006/relationships" xmlns:w="http://schemas.openxmlformats.org/wordprocessingml/2006/main" xmlns:w14="http://schemas.microsoft.com/office/word/2010/wordml" xmlns:w15="http://schemas.microsoft.com/office/word/2012/wordml" xmlns:w16cex="http://schemas.microsoft.com/office/word/2018/wordml/cex" xmlns:w16cid="http://schemas.microsoft.com/office/word/2016/wordml/cid" xmlns:w16="http://schemas.microsoft.com/office/word/2018/wordml" xmlns:w16du="http://schemas.microsoft.com/office/word/2023/wordml/word16du" xmlns:w16sdtdh="http://schemas.microsoft.com/office/word/2020/wordml/sdtdatahash" xmlns:w16sdtfl="http://schemas.microsoft.com/office/word/2024/wordml/sdtformatlock" xmlns:w16se="http://schemas.microsoft.com/office/word/2015/wordml/symex" mc:Ignorable="w14 w15 w16se w16cid w16 w16cex w16sdtdh w16sdtfl w16du">
+<w:styles xmlns:mc="http://schemas.openxmlformats.org/markup-compatibility/2006" xmlns:r="http://schemas.openxmlformats.org/officeDocument/2006/relationships" xmlns:w="http://schemas.openxmlformats.org/wordprocessingml/2006/main" xmlns:w14="http://schemas.microsoft.com/office/word/2010/wordml" xmlns:w15="http://schemas.microsoft.com/office/word/2012/wordml" xmlns:w16cex="http://schemas.microsoft.com/office/word/2018/wordml/cex" xmlns:w16cid="http://schemas.microsoft.com/office/word/2016/wordml/cid" xmlns:w16="http://schemas.microsoft.com/office/word/2018/wordml" xmlns:w16du="http://schemas.microsoft.com/office/word/2023/wordml/word16du" xmlns:w16sdtdh="http://schemas.microsoft.com/office/word/2020/wordml/sdtdatahash" xmlns:w16se="http://schemas.microsoft.com/office/word/2015/wordml/symex" mc:Ignorable="w14 w15 w16se w16cid w16 w16cex w16sdtdh w16du">
   <w:docDefaults>
     <w:rPrDefault>
       <w:rPr>
